--- a/Workspace/ODD/punti singoli/InterfaceSpecification - PersistanceManagement.docx
+++ b/Workspace/ODD/punti singoli/InterfaceSpecification - PersistanceManagement.docx
@@ -24,6 +24,7 @@
             <w:pPr>
               <w:spacing w:after="160" w:line="259" w:lineRule="auto"/>
             </w:pPr>
+            <w:bookmarkStart w:id="0" w:name="_Hlk216721095"/>
             <w:r>
               <w:t>Nome classe</w:t>
             </w:r>
@@ -34,9 +35,11 @@
             <w:tcW w:w="7938" w:type="dxa"/>
           </w:tcPr>
           <w:p>
+            <w:proofErr w:type="spellStart"/>
             <w:r>
               <w:t>PersistenceService</w:t>
             </w:r>
+            <w:proofErr w:type="spellEnd"/>
           </w:p>
         </w:tc>
       </w:tr>
@@ -93,33 +96,84 @@
               <w:rPr>
                 <w:lang w:val="en-GB"/>
               </w:rPr>
-              <w:t>+ getUtenteDAO(): UtenteDAO</w:t>
-            </w:r>
-          </w:p>
-          <w:p>
-            <w:pPr>
-              <w:rPr>
-                <w:lang w:val="en-GB"/>
-              </w:rPr>
-            </w:pPr>
-            <w:r>
-              <w:rPr>
-                <w:lang w:val="en-GB"/>
-              </w:rPr>
-              <w:t>+ getTaskDAO(): TaskDAO</w:t>
-            </w:r>
-          </w:p>
-          <w:p>
-            <w:pPr>
-              <w:rPr>
-                <w:lang w:val="en-GB"/>
-              </w:rPr>
-            </w:pPr>
-            <w:r>
-              <w:rPr>
-                <w:lang w:val="en-GB"/>
-              </w:rPr>
-              <w:t>+ getNotific</w:t>
+              <w:t xml:space="preserve">+ </w:t>
+            </w:r>
+            <w:proofErr w:type="spellStart"/>
+            <w:r>
+              <w:rPr>
+                <w:lang w:val="en-GB"/>
+              </w:rPr>
+              <w:t>getUtenteDAO</w:t>
+            </w:r>
+            <w:proofErr w:type="spellEnd"/>
+            <w:r>
+              <w:rPr>
+                <w:lang w:val="en-GB"/>
+              </w:rPr>
+              <w:t xml:space="preserve">(): </w:t>
+            </w:r>
+            <w:proofErr w:type="spellStart"/>
+            <w:r>
+              <w:rPr>
+                <w:lang w:val="en-GB"/>
+              </w:rPr>
+              <w:t>UtenteDAO</w:t>
+            </w:r>
+            <w:proofErr w:type="spellEnd"/>
+          </w:p>
+          <w:p>
+            <w:pPr>
+              <w:rPr>
+                <w:lang w:val="en-GB"/>
+              </w:rPr>
+            </w:pPr>
+            <w:r>
+              <w:rPr>
+                <w:lang w:val="en-GB"/>
+              </w:rPr>
+              <w:t xml:space="preserve">+ </w:t>
+            </w:r>
+            <w:proofErr w:type="spellStart"/>
+            <w:r>
+              <w:rPr>
+                <w:lang w:val="en-GB"/>
+              </w:rPr>
+              <w:t>getTaskDAO</w:t>
+            </w:r>
+            <w:proofErr w:type="spellEnd"/>
+            <w:r>
+              <w:rPr>
+                <w:lang w:val="en-GB"/>
+              </w:rPr>
+              <w:t xml:space="preserve">(): </w:t>
+            </w:r>
+            <w:proofErr w:type="spellStart"/>
+            <w:r>
+              <w:rPr>
+                <w:lang w:val="en-GB"/>
+              </w:rPr>
+              <w:t>TaskDAO</w:t>
+            </w:r>
+            <w:proofErr w:type="spellEnd"/>
+          </w:p>
+          <w:p>
+            <w:pPr>
+              <w:rPr>
+                <w:lang w:val="en-GB"/>
+              </w:rPr>
+            </w:pPr>
+            <w:r>
+              <w:rPr>
+                <w:lang w:val="en-GB"/>
+              </w:rPr>
+              <w:t xml:space="preserve">+ </w:t>
+            </w:r>
+            <w:proofErr w:type="spellStart"/>
+            <w:r>
+              <w:rPr>
+                <w:lang w:val="en-GB"/>
+              </w:rPr>
+              <w:t>getNotific</w:t>
             </w:r>
             <w:r>
               <w:rPr>
@@ -131,7 +185,21 @@
               <w:rPr>
                 <w:lang w:val="en-GB"/>
               </w:rPr>
-              <w:t>DAO(): Not</w:t>
+              <w:t>DAO</w:t>
+            </w:r>
+            <w:proofErr w:type="spellEnd"/>
+            <w:r>
+              <w:rPr>
+                <w:lang w:val="en-GB"/>
+              </w:rPr>
+              <w:t xml:space="preserve">(): </w:t>
+            </w:r>
+            <w:proofErr w:type="spellStart"/>
+            <w:r>
+              <w:rPr>
+                <w:lang w:val="en-GB"/>
+              </w:rPr>
+              <w:t>Not</w:t>
             </w:r>
             <w:r>
               <w:rPr>
@@ -151,6 +219,7 @@
               </w:rPr>
               <w:t>DAO</w:t>
             </w:r>
+            <w:proofErr w:type="spellEnd"/>
           </w:p>
         </w:tc>
       </w:tr>
@@ -179,6 +248,7 @@
           </w:p>
         </w:tc>
       </w:tr>
+      <w:bookmarkEnd w:id="0"/>
     </w:tbl>
     <w:p/>
     <w:p/>
@@ -202,6 +272,7 @@
             <w:pPr>
               <w:spacing w:after="160" w:line="259" w:lineRule="auto"/>
             </w:pPr>
+            <w:bookmarkStart w:id="1" w:name="_Hlk216721102"/>
             <w:r>
               <w:t>Firma metodo</w:t>
             </w:r>
@@ -216,13 +287,21 @@
               <w:spacing w:after="160" w:line="259" w:lineRule="auto"/>
             </w:pPr>
             <w:r>
-              <w:t>+ getU</w:t>
+              <w:t xml:space="preserve">+ </w:t>
+            </w:r>
+            <w:proofErr w:type="spellStart"/>
+            <w:r>
+              <w:t>getU</w:t>
             </w:r>
             <w:r>
               <w:t>tente</w:t>
             </w:r>
             <w:r>
-              <w:t>DAO()</w:t>
+              <w:t>DAO</w:t>
+            </w:r>
+            <w:proofErr w:type="spellEnd"/>
+            <w:r>
+              <w:t>()</w:t>
             </w:r>
           </w:p>
         </w:tc>
@@ -318,8 +397,32 @@
               <w:rPr>
                 <w:lang w:val="en-GB"/>
               </w:rPr>
-              <w:t>Context PersistenceService::getUtenteDAO</w:t>
-            </w:r>
+              <w:t xml:space="preserve">Context </w:t>
+            </w:r>
+            <w:proofErr w:type="spellStart"/>
+            <w:proofErr w:type="gramStart"/>
+            <w:r>
+              <w:rPr>
+                <w:lang w:val="en-GB"/>
+              </w:rPr>
+              <w:t>PersistenceService</w:t>
+            </w:r>
+            <w:proofErr w:type="spellEnd"/>
+            <w:r>
+              <w:rPr>
+                <w:lang w:val="en-GB"/>
+              </w:rPr>
+              <w:t>::</w:t>
+            </w:r>
+            <w:proofErr w:type="spellStart"/>
+            <w:proofErr w:type="gramEnd"/>
+            <w:r>
+              <w:rPr>
+                <w:lang w:val="en-GB"/>
+              </w:rPr>
+              <w:t>getUtenteDAO</w:t>
+            </w:r>
+            <w:proofErr w:type="spellEnd"/>
             <w:r>
               <w:rPr>
                 <w:lang w:val="en-GB"/>
@@ -340,12 +443,21 @@
                 <w:lang w:val="en-GB"/>
               </w:rPr>
             </w:pPr>
-            <w:r>
-              <w:rPr>
-                <w:lang w:val="en-GB"/>
-              </w:rPr>
-              <w:t>result.oclIsKindOf(</w:t>
-            </w:r>
+            <w:proofErr w:type="spellStart"/>
+            <w:r>
+              <w:rPr>
+                <w:lang w:val="en-GB"/>
+              </w:rPr>
+              <w:t>result.oclIsKindOf</w:t>
+            </w:r>
+            <w:proofErr w:type="spellEnd"/>
+            <w:r>
+              <w:rPr>
+                <w:lang w:val="en-GB"/>
+              </w:rPr>
+              <w:t>(</w:t>
+            </w:r>
+            <w:proofErr w:type="spellStart"/>
             <w:r>
               <w:rPr>
                 <w:lang w:val="en-GB"/>
@@ -356,7 +468,14 @@
               <w:rPr>
                 <w:lang w:val="en-GB"/>
               </w:rPr>
-              <w:t xml:space="preserve">DAO) </w:t>
+              <w:t>DAO</w:t>
+            </w:r>
+            <w:proofErr w:type="spellEnd"/>
+            <w:r>
+              <w:rPr>
+                <w:lang w:val="en-GB"/>
+              </w:rPr>
+              <w:t xml:space="preserve">) </w:t>
             </w:r>
             <w:r>
               <w:rPr>
@@ -373,6 +492,7 @@
           </w:p>
         </w:tc>
       </w:tr>
+      <w:bookmarkEnd w:id="1"/>
     </w:tbl>
     <w:p>
       <w:pPr>
@@ -400,6 +520,7 @@
             <w:pPr>
               <w:spacing w:after="160" w:line="259" w:lineRule="auto"/>
             </w:pPr>
+            <w:bookmarkStart w:id="2" w:name="_Hlk216721124"/>
             <w:r>
               <w:t>Firma metodo</w:t>
             </w:r>
@@ -414,13 +535,21 @@
               <w:spacing w:after="160" w:line="259" w:lineRule="auto"/>
             </w:pPr>
             <w:r>
-              <w:t>+ get</w:t>
+              <w:t xml:space="preserve">+ </w:t>
+            </w:r>
+            <w:proofErr w:type="spellStart"/>
+            <w:r>
+              <w:t>get</w:t>
             </w:r>
             <w:r>
               <w:t>Task</w:t>
             </w:r>
             <w:r>
-              <w:t>DAO()</w:t>
+              <w:t>DAO</w:t>
+            </w:r>
+            <w:proofErr w:type="spellEnd"/>
+            <w:r>
+              <w:t>()</w:t>
             </w:r>
           </w:p>
         </w:tc>
@@ -519,7 +648,30 @@
               <w:rPr>
                 <w:lang w:val="en-GB"/>
               </w:rPr>
-              <w:t>Context PersistenceService::get</w:t>
+              <w:t xml:space="preserve">Context </w:t>
+            </w:r>
+            <w:proofErr w:type="spellStart"/>
+            <w:proofErr w:type="gramStart"/>
+            <w:r>
+              <w:rPr>
+                <w:lang w:val="en-GB"/>
+              </w:rPr>
+              <w:t>PersistenceService</w:t>
+            </w:r>
+            <w:proofErr w:type="spellEnd"/>
+            <w:r>
+              <w:rPr>
+                <w:lang w:val="en-GB"/>
+              </w:rPr>
+              <w:t>::</w:t>
+            </w:r>
+            <w:proofErr w:type="spellStart"/>
+            <w:proofErr w:type="gramEnd"/>
+            <w:r>
+              <w:rPr>
+                <w:lang w:val="en-GB"/>
+              </w:rPr>
+              <w:t>get</w:t>
             </w:r>
             <w:r>
               <w:rPr>
@@ -531,22 +683,38 @@
               <w:rPr>
                 <w:lang w:val="en-GB"/>
               </w:rPr>
-              <w:t>DAO()</w:t>
-            </w:r>
-          </w:p>
-          <w:p>
-            <w:pPr>
-              <w:spacing w:after="160" w:line="259" w:lineRule="auto"/>
-              <w:rPr>
-                <w:lang w:val="en-GB"/>
-              </w:rPr>
-            </w:pPr>
-            <w:r>
-              <w:rPr>
-                <w:lang w:val="en-GB"/>
-              </w:rPr>
-              <w:t>result.oclIsKindOf(</w:t>
-            </w:r>
+              <w:t>DAO</w:t>
+            </w:r>
+            <w:proofErr w:type="spellEnd"/>
+            <w:r>
+              <w:rPr>
+                <w:lang w:val="en-GB"/>
+              </w:rPr>
+              <w:t>()</w:t>
+            </w:r>
+          </w:p>
+          <w:p>
+            <w:pPr>
+              <w:spacing w:after="160" w:line="259" w:lineRule="auto"/>
+              <w:rPr>
+                <w:lang w:val="en-GB"/>
+              </w:rPr>
+            </w:pPr>
+            <w:proofErr w:type="spellStart"/>
+            <w:r>
+              <w:rPr>
+                <w:lang w:val="en-GB"/>
+              </w:rPr>
+              <w:t>result.oclIsKindOf</w:t>
+            </w:r>
+            <w:proofErr w:type="spellEnd"/>
+            <w:r>
+              <w:rPr>
+                <w:lang w:val="en-GB"/>
+              </w:rPr>
+              <w:t>(</w:t>
+            </w:r>
+            <w:proofErr w:type="spellStart"/>
             <w:r>
               <w:rPr>
                 <w:lang w:val="en-GB"/>
@@ -557,7 +725,14 @@
               <w:rPr>
                 <w:lang w:val="en-GB"/>
               </w:rPr>
-              <w:t xml:space="preserve">DAO) </w:t>
+              <w:t>DAO</w:t>
+            </w:r>
+            <w:proofErr w:type="spellEnd"/>
+            <w:r>
+              <w:rPr>
+                <w:lang w:val="en-GB"/>
+              </w:rPr>
+              <w:t xml:space="preserve">) </w:t>
             </w:r>
             <w:r>
               <w:rPr>
@@ -574,6 +749,7 @@
           </w:p>
         </w:tc>
       </w:tr>
+      <w:bookmarkEnd w:id="2"/>
     </w:tbl>
     <w:p>
       <w:pPr>
@@ -601,6 +777,7 @@
             <w:pPr>
               <w:spacing w:after="160" w:line="259" w:lineRule="auto"/>
             </w:pPr>
+            <w:bookmarkStart w:id="3" w:name="_Hlk216721156"/>
             <w:r>
               <w:t>Firma metodo</w:t>
             </w:r>
@@ -615,13 +792,21 @@
               <w:spacing w:after="160" w:line="259" w:lineRule="auto"/>
             </w:pPr>
             <w:r>
-              <w:t>+ get</w:t>
+              <w:t xml:space="preserve">+ </w:t>
+            </w:r>
+            <w:proofErr w:type="spellStart"/>
+            <w:r>
+              <w:t>get</w:t>
             </w:r>
             <w:r>
               <w:t>Notifiche</w:t>
             </w:r>
             <w:r>
-              <w:t>DAO()</w:t>
+              <w:t>DAO</w:t>
+            </w:r>
+            <w:proofErr w:type="spellEnd"/>
+            <w:r>
+              <w:t>()</w:t>
             </w:r>
           </w:p>
         </w:tc>
@@ -720,7 +905,30 @@
               <w:rPr>
                 <w:lang w:val="en-GB"/>
               </w:rPr>
-              <w:t>Context PersistenceService::get</w:t>
+              <w:t xml:space="preserve">Context </w:t>
+            </w:r>
+            <w:proofErr w:type="spellStart"/>
+            <w:proofErr w:type="gramStart"/>
+            <w:r>
+              <w:rPr>
+                <w:lang w:val="en-GB"/>
+              </w:rPr>
+              <w:t>PersistenceService</w:t>
+            </w:r>
+            <w:proofErr w:type="spellEnd"/>
+            <w:r>
+              <w:rPr>
+                <w:lang w:val="en-GB"/>
+              </w:rPr>
+              <w:t>::</w:t>
+            </w:r>
+            <w:proofErr w:type="spellStart"/>
+            <w:proofErr w:type="gramEnd"/>
+            <w:r>
+              <w:rPr>
+                <w:lang w:val="en-GB"/>
+              </w:rPr>
+              <w:t>get</w:t>
             </w:r>
             <w:r>
               <w:rPr>
@@ -732,22 +940,38 @@
               <w:rPr>
                 <w:lang w:val="en-GB"/>
               </w:rPr>
-              <w:t>DAO()</w:t>
-            </w:r>
-          </w:p>
-          <w:p>
-            <w:pPr>
-              <w:spacing w:after="160" w:line="259" w:lineRule="auto"/>
-              <w:rPr>
-                <w:lang w:val="en-GB"/>
-              </w:rPr>
-            </w:pPr>
-            <w:r>
-              <w:rPr>
-                <w:lang w:val="en-GB"/>
-              </w:rPr>
-              <w:t>result.oclIsKindOf(</w:t>
-            </w:r>
+              <w:t>DAO</w:t>
+            </w:r>
+            <w:proofErr w:type="spellEnd"/>
+            <w:r>
+              <w:rPr>
+                <w:lang w:val="en-GB"/>
+              </w:rPr>
+              <w:t>()</w:t>
+            </w:r>
+          </w:p>
+          <w:p>
+            <w:pPr>
+              <w:spacing w:after="160" w:line="259" w:lineRule="auto"/>
+              <w:rPr>
+                <w:lang w:val="en-GB"/>
+              </w:rPr>
+            </w:pPr>
+            <w:proofErr w:type="spellStart"/>
+            <w:r>
+              <w:rPr>
+                <w:lang w:val="en-GB"/>
+              </w:rPr>
+              <w:t>result.oclIsKindOf</w:t>
+            </w:r>
+            <w:proofErr w:type="spellEnd"/>
+            <w:r>
+              <w:rPr>
+                <w:lang w:val="en-GB"/>
+              </w:rPr>
+              <w:t>(</w:t>
+            </w:r>
+            <w:proofErr w:type="spellStart"/>
             <w:r>
               <w:rPr>
                 <w:lang w:val="en-GB"/>
@@ -758,11 +982,19 @@
               <w:rPr>
                 <w:lang w:val="en-GB"/>
               </w:rPr>
-              <w:t>DAO) and result &lt;&gt; null</w:t>
-            </w:r>
-          </w:p>
-        </w:tc>
-      </w:tr>
+              <w:t>DAO</w:t>
+            </w:r>
+            <w:proofErr w:type="spellEnd"/>
+            <w:r>
+              <w:rPr>
+                <w:lang w:val="en-GB"/>
+              </w:rPr>
+              <w:t>) and result &lt;&gt; null</w:t>
+            </w:r>
+          </w:p>
+        </w:tc>
+      </w:tr>
+      <w:bookmarkEnd w:id="3"/>
     </w:tbl>
     <w:p>
       <w:pPr>
@@ -821,6 +1053,7 @@
             <w:pPr>
               <w:spacing w:after="160" w:line="259" w:lineRule="auto"/>
             </w:pPr>
+            <w:bookmarkStart w:id="4" w:name="_Hlk216721322"/>
             <w:r>
               <w:lastRenderedPageBreak/>
               <w:t>Nome classe</w:t>
@@ -832,9 +1065,11 @@
             <w:tcW w:w="8080" w:type="dxa"/>
           </w:tcPr>
           <w:p>
+            <w:proofErr w:type="spellStart"/>
             <w:r>
               <w:t>UtenteDAO</w:t>
             </w:r>
+            <w:proofErr w:type="spellEnd"/>
           </w:p>
         </w:tc>
       </w:tr>
@@ -891,40 +1126,116 @@
               <w:rPr>
                 <w:lang w:val="en-GB"/>
               </w:rPr>
-              <w:t xml:space="preserve">+ create(utente:Utente) : void </w:t>
-            </w:r>
-          </w:p>
-          <w:p>
-            <w:pPr>
-              <w:rPr>
-                <w:lang w:val="en-GB"/>
-              </w:rPr>
-            </w:pPr>
-            <w:r>
-              <w:rPr>
-                <w:lang w:val="en-GB"/>
-              </w:rPr>
-              <w:t>+ findByEmail(email:String)</w:t>
-            </w:r>
-            <w:r>
-              <w:rPr>
-                <w:lang w:val="en-GB"/>
-              </w:rPr>
-              <w:t xml:space="preserve"> : Utente</w:t>
-            </w:r>
-          </w:p>
-          <w:p>
-            <w:r>
-              <w:t>+ update(utente:Utente) : void</w:t>
-            </w:r>
+              <w:t>+ create(</w:t>
+            </w:r>
+            <w:proofErr w:type="spellStart"/>
+            <w:r>
+              <w:rPr>
+                <w:lang w:val="en-GB"/>
+              </w:rPr>
+              <w:t>utente:Utente</w:t>
+            </w:r>
+            <w:proofErr w:type="spellEnd"/>
+            <w:r>
+              <w:rPr>
+                <w:lang w:val="en-GB"/>
+              </w:rPr>
+              <w:t xml:space="preserve">) : void </w:t>
+            </w:r>
+          </w:p>
+          <w:p>
+            <w:pPr>
+              <w:rPr>
+                <w:lang w:val="en-GB"/>
+              </w:rPr>
+            </w:pPr>
+            <w:r>
+              <w:rPr>
+                <w:lang w:val="en-GB"/>
+              </w:rPr>
+              <w:t xml:space="preserve">+ </w:t>
+            </w:r>
+            <w:proofErr w:type="spellStart"/>
+            <w:r>
+              <w:rPr>
+                <w:lang w:val="en-GB"/>
+              </w:rPr>
+              <w:t>findByEmail</w:t>
+            </w:r>
+            <w:proofErr w:type="spellEnd"/>
+            <w:r>
+              <w:rPr>
+                <w:lang w:val="en-GB"/>
+              </w:rPr>
+              <w:t>(</w:t>
+            </w:r>
+            <w:proofErr w:type="spellStart"/>
+            <w:r>
+              <w:rPr>
+                <w:lang w:val="en-GB"/>
+              </w:rPr>
+              <w:t>email:String</w:t>
+            </w:r>
+            <w:proofErr w:type="spellEnd"/>
+            <w:r>
+              <w:rPr>
+                <w:lang w:val="en-GB"/>
+              </w:rPr>
+              <w:t>)</w:t>
+            </w:r>
+            <w:r>
+              <w:rPr>
+                <w:lang w:val="en-GB"/>
+              </w:rPr>
+              <w:t xml:space="preserve"> : </w:t>
+            </w:r>
+            <w:proofErr w:type="spellStart"/>
+            <w:r>
+              <w:rPr>
+                <w:lang w:val="en-GB"/>
+              </w:rPr>
+              <w:t>Utente</w:t>
+            </w:r>
+            <w:proofErr w:type="spellEnd"/>
+          </w:p>
+          <w:p>
+            <w:r>
+              <w:t>+ update(</w:t>
+            </w:r>
+            <w:proofErr w:type="spellStart"/>
+            <w:r>
+              <w:t>utente:Utente</w:t>
+            </w:r>
+            <w:proofErr w:type="spellEnd"/>
+            <w:r>
+              <w:t xml:space="preserve">) : </w:t>
+            </w:r>
+            <w:proofErr w:type="spellStart"/>
+            <w:r>
+              <w:t>void</w:t>
+            </w:r>
+            <w:proofErr w:type="spellEnd"/>
           </w:p>
           <w:p>
             <w:r>
               <w:t>+ d</w:t>
             </w:r>
             <w:r>
-              <w:t>elete(utente:Utente):void</w:t>
-            </w:r>
+              <w:t>elete(</w:t>
+            </w:r>
+            <w:proofErr w:type="spellStart"/>
+            <w:r>
+              <w:t>utente:Utente</w:t>
+            </w:r>
+            <w:proofErr w:type="spellEnd"/>
+            <w:r>
+              <w:t>):</w:t>
+            </w:r>
+            <w:proofErr w:type="spellStart"/>
+            <w:r>
+              <w:t>void</w:t>
+            </w:r>
+            <w:proofErr w:type="spellEnd"/>
           </w:p>
         </w:tc>
       </w:tr>
@@ -994,7 +1305,21 @@
               <w:rPr>
                 <w:lang w:val="en-GB"/>
               </w:rPr>
-              <w:t>create(utente:Utente) : void</w:t>
+              <w:t>create(</w:t>
+            </w:r>
+            <w:proofErr w:type="spellStart"/>
+            <w:r>
+              <w:rPr>
+                <w:lang w:val="en-GB"/>
+              </w:rPr>
+              <w:t>utente:Utente</w:t>
+            </w:r>
+            <w:proofErr w:type="spellEnd"/>
+            <w:r>
+              <w:rPr>
+                <w:lang w:val="en-GB"/>
+              </w:rPr>
+              <w:t>) : void</w:t>
             </w:r>
           </w:p>
         </w:tc>
@@ -1043,14 +1368,45 @@
             <w:tcW w:w="8080" w:type="dxa"/>
           </w:tcPr>
           <w:p>
-            <w:r>
-              <w:t>Context UtenteDAO::create(utente:Utente)</w:t>
-            </w:r>
-          </w:p>
-          <w:p>
-            <w:r>
-              <w:t xml:space="preserve"> utente &lt;&gt; null</w:t>
-            </w:r>
+            <w:proofErr w:type="spellStart"/>
+            <w:r>
+              <w:t>Context</w:t>
+            </w:r>
+            <w:proofErr w:type="spellEnd"/>
+            <w:r>
+              <w:t xml:space="preserve"> </w:t>
+            </w:r>
+            <w:proofErr w:type="spellStart"/>
+            <w:proofErr w:type="gramStart"/>
+            <w:r>
+              <w:t>UtenteDAO</w:t>
+            </w:r>
+            <w:proofErr w:type="spellEnd"/>
+            <w:r>
+              <w:t>::</w:t>
+            </w:r>
+            <w:proofErr w:type="gramEnd"/>
+            <w:r>
+              <w:t>create(</w:t>
+            </w:r>
+            <w:proofErr w:type="spellStart"/>
+            <w:r>
+              <w:t>utente:Utente</w:t>
+            </w:r>
+            <w:proofErr w:type="spellEnd"/>
+            <w:r>
+              <w:t>)</w:t>
+            </w:r>
+          </w:p>
+          <w:p>
+            <w:r>
+              <w:t xml:space="preserve"> utente &lt;&gt; </w:t>
+            </w:r>
+            <w:proofErr w:type="spellStart"/>
+            <w:r>
+              <w:t>null</w:t>
+            </w:r>
+            <w:proofErr w:type="spellEnd"/>
           </w:p>
         </w:tc>
       </w:tr>
@@ -1073,13 +1429,52 @@
             <w:tcW w:w="8080" w:type="dxa"/>
           </w:tcPr>
           <w:p>
-            <w:r>
-              <w:t>Context UtenteDAO::create(utente:Utente)</w:t>
-            </w:r>
-          </w:p>
-          <w:p>
-            <w:r>
-              <w:t>Utente.allIstances()-&gt;includes(u)</w:t>
+            <w:proofErr w:type="spellStart"/>
+            <w:r>
+              <w:t>Context</w:t>
+            </w:r>
+            <w:proofErr w:type="spellEnd"/>
+            <w:r>
+              <w:t xml:space="preserve"> </w:t>
+            </w:r>
+            <w:proofErr w:type="spellStart"/>
+            <w:proofErr w:type="gramStart"/>
+            <w:r>
+              <w:t>UtenteDAO</w:t>
+            </w:r>
+            <w:proofErr w:type="spellEnd"/>
+            <w:r>
+              <w:t>::</w:t>
+            </w:r>
+            <w:proofErr w:type="gramEnd"/>
+            <w:r>
+              <w:t>create(</w:t>
+            </w:r>
+            <w:proofErr w:type="spellStart"/>
+            <w:r>
+              <w:t>utente:Utente</w:t>
+            </w:r>
+            <w:proofErr w:type="spellEnd"/>
+            <w:r>
+              <w:t>)</w:t>
+            </w:r>
+          </w:p>
+          <w:p>
+            <w:proofErr w:type="spellStart"/>
+            <w:r>
+              <w:t>Utente.allIstances</w:t>
+            </w:r>
+            <w:proofErr w:type="spellEnd"/>
+            <w:r>
+              <w:t>()-&gt;</w:t>
+            </w:r>
+            <w:proofErr w:type="spellStart"/>
+            <w:r>
+              <w:t>includes</w:t>
+            </w:r>
+            <w:proofErr w:type="spellEnd"/>
+            <w:r>
+              <w:t>(u)</w:t>
             </w:r>
           </w:p>
         </w:tc>
@@ -1124,8 +1519,44 @@
               <w:rPr>
                 <w:lang w:val="en-GB"/>
               </w:rPr>
-              <w:t>+ findByEmail(email:String) : Utente</w:t>
-            </w:r>
+              <w:t xml:space="preserve">+ </w:t>
+            </w:r>
+            <w:proofErr w:type="spellStart"/>
+            <w:r>
+              <w:rPr>
+                <w:lang w:val="en-GB"/>
+              </w:rPr>
+              <w:t>findByEmail</w:t>
+            </w:r>
+            <w:proofErr w:type="spellEnd"/>
+            <w:r>
+              <w:rPr>
+                <w:lang w:val="en-GB"/>
+              </w:rPr>
+              <w:t>(</w:t>
+            </w:r>
+            <w:proofErr w:type="spellStart"/>
+            <w:r>
+              <w:rPr>
+                <w:lang w:val="en-GB"/>
+              </w:rPr>
+              <w:t>email:String</w:t>
+            </w:r>
+            <w:proofErr w:type="spellEnd"/>
+            <w:r>
+              <w:rPr>
+                <w:lang w:val="en-GB"/>
+              </w:rPr>
+              <w:t xml:space="preserve">) : </w:t>
+            </w:r>
+            <w:proofErr w:type="spellStart"/>
+            <w:r>
+              <w:rPr>
+                <w:lang w:val="en-GB"/>
+              </w:rPr>
+              <w:t>Utente</w:t>
+            </w:r>
+            <w:proofErr w:type="spellEnd"/>
           </w:p>
           <w:p/>
         </w:tc>
@@ -1150,8 +1581,13 @@
           </w:tcPr>
           <w:p>
             <w:r>
-              <w:t>Recupera un utente tramite la sua email</w:t>
-            </w:r>
+              <w:t xml:space="preserve">Recupera un utente tramite la sua </w:t>
+            </w:r>
+            <w:proofErr w:type="gramStart"/>
+            <w:r>
+              <w:t>email</w:t>
+            </w:r>
+            <w:proofErr w:type="gramEnd"/>
           </w:p>
         </w:tc>
       </w:tr>
@@ -1183,7 +1619,51 @@
               <w:rPr>
                 <w:lang w:val="en-GB"/>
               </w:rPr>
-              <w:t xml:space="preserve">Context UtenteDAO::findByEmail(email:String) </w:t>
+              <w:t xml:space="preserve">Context </w:t>
+            </w:r>
+            <w:proofErr w:type="spellStart"/>
+            <w:proofErr w:type="gramStart"/>
+            <w:r>
+              <w:rPr>
+                <w:lang w:val="en-GB"/>
+              </w:rPr>
+              <w:t>UtenteDAO</w:t>
+            </w:r>
+            <w:proofErr w:type="spellEnd"/>
+            <w:r>
+              <w:rPr>
+                <w:lang w:val="en-GB"/>
+              </w:rPr>
+              <w:t>::</w:t>
+            </w:r>
+            <w:proofErr w:type="spellStart"/>
+            <w:proofErr w:type="gramEnd"/>
+            <w:r>
+              <w:rPr>
+                <w:lang w:val="en-GB"/>
+              </w:rPr>
+              <w:t>findByEmail</w:t>
+            </w:r>
+            <w:proofErr w:type="spellEnd"/>
+            <w:r>
+              <w:rPr>
+                <w:lang w:val="en-GB"/>
+              </w:rPr>
+              <w:t>(</w:t>
+            </w:r>
+            <w:proofErr w:type="spellStart"/>
+            <w:r>
+              <w:rPr>
+                <w:lang w:val="en-GB"/>
+              </w:rPr>
+              <w:t>email:String</w:t>
+            </w:r>
+            <w:proofErr w:type="spellEnd"/>
+            <w:r>
+              <w:rPr>
+                <w:lang w:val="en-GB"/>
+              </w:rPr>
+              <w:t xml:space="preserve">) </w:t>
             </w:r>
           </w:p>
           <w:p>
@@ -1229,20 +1709,92 @@
               <w:rPr>
                 <w:lang w:val="en-GB"/>
               </w:rPr>
-              <w:t xml:space="preserve">Context UtenteDAO::findByEmail(email:String) </w:t>
-            </w:r>
-          </w:p>
-          <w:p>
-            <w:pPr>
-              <w:rPr>
-                <w:lang w:val="en-GB"/>
-              </w:rPr>
-            </w:pPr>
-            <w:r>
-              <w:rPr>
-                <w:lang w:val="en-GB"/>
-              </w:rPr>
-              <w:t>result = Utente.allInstances()-&gt;any(u | u.email = email)</w:t>
+              <w:t xml:space="preserve">Context </w:t>
+            </w:r>
+            <w:proofErr w:type="spellStart"/>
+            <w:proofErr w:type="gramStart"/>
+            <w:r>
+              <w:rPr>
+                <w:lang w:val="en-GB"/>
+              </w:rPr>
+              <w:t>UtenteDAO</w:t>
+            </w:r>
+            <w:proofErr w:type="spellEnd"/>
+            <w:r>
+              <w:rPr>
+                <w:lang w:val="en-GB"/>
+              </w:rPr>
+              <w:t>::</w:t>
+            </w:r>
+            <w:proofErr w:type="spellStart"/>
+            <w:proofErr w:type="gramEnd"/>
+            <w:r>
+              <w:rPr>
+                <w:lang w:val="en-GB"/>
+              </w:rPr>
+              <w:t>findByEmail</w:t>
+            </w:r>
+            <w:proofErr w:type="spellEnd"/>
+            <w:r>
+              <w:rPr>
+                <w:lang w:val="en-GB"/>
+              </w:rPr>
+              <w:t>(</w:t>
+            </w:r>
+            <w:proofErr w:type="spellStart"/>
+            <w:r>
+              <w:rPr>
+                <w:lang w:val="en-GB"/>
+              </w:rPr>
+              <w:t>email:String</w:t>
+            </w:r>
+            <w:proofErr w:type="spellEnd"/>
+            <w:r>
+              <w:rPr>
+                <w:lang w:val="en-GB"/>
+              </w:rPr>
+              <w:t xml:space="preserve">) </w:t>
+            </w:r>
+          </w:p>
+          <w:p>
+            <w:pPr>
+              <w:rPr>
+                <w:lang w:val="en-GB"/>
+              </w:rPr>
+            </w:pPr>
+            <w:r>
+              <w:rPr>
+                <w:lang w:val="en-GB"/>
+              </w:rPr>
+              <w:t xml:space="preserve">result = </w:t>
+            </w:r>
+            <w:proofErr w:type="spellStart"/>
+            <w:r>
+              <w:rPr>
+                <w:lang w:val="en-GB"/>
+              </w:rPr>
+              <w:t>Utente.allInstances</w:t>
+            </w:r>
+            <w:proofErr w:type="spellEnd"/>
+            <w:r>
+              <w:rPr>
+                <w:lang w:val="en-GB"/>
+              </w:rPr>
+              <w:t xml:space="preserve">()-&gt;any(u | </w:t>
+            </w:r>
+            <w:proofErr w:type="spellStart"/>
+            <w:r>
+              <w:rPr>
+                <w:lang w:val="en-GB"/>
+              </w:rPr>
+              <w:t>u.email</w:t>
+            </w:r>
+            <w:proofErr w:type="spellEnd"/>
+            <w:r>
+              <w:rPr>
+                <w:lang w:val="en-GB"/>
+              </w:rPr>
+              <w:t xml:space="preserve"> = email)</w:t>
             </w:r>
           </w:p>
         </w:tc>
@@ -1288,8 +1840,21 @@
               <w:spacing w:after="160" w:line="259" w:lineRule="auto"/>
             </w:pPr>
             <w:r>
-              <w:t>+ update(utente:Utente) : void</w:t>
-            </w:r>
+              <w:t>+ update(</w:t>
+            </w:r>
+            <w:proofErr w:type="spellStart"/>
+            <w:r>
+              <w:t>utente:Utente</w:t>
+            </w:r>
+            <w:proofErr w:type="spellEnd"/>
+            <w:r>
+              <w:t xml:space="preserve">) : </w:t>
+            </w:r>
+            <w:proofErr w:type="spellStart"/>
+            <w:r>
+              <w:t>void</w:t>
+            </w:r>
+            <w:proofErr w:type="spellEnd"/>
           </w:p>
         </w:tc>
       </w:tr>
@@ -1350,8 +1915,24 @@
               <w:rPr>
                 <w:lang w:val="en-GB"/>
               </w:rPr>
-              <w:t>Context UtenteDAO::</w:t>
-            </w:r>
+              <w:t xml:space="preserve">Context </w:t>
+            </w:r>
+            <w:proofErr w:type="spellStart"/>
+            <w:proofErr w:type="gramStart"/>
+            <w:r>
+              <w:rPr>
+                <w:lang w:val="en-GB"/>
+              </w:rPr>
+              <w:t>UtenteDAO</w:t>
+            </w:r>
+            <w:proofErr w:type="spellEnd"/>
+            <w:r>
+              <w:rPr>
+                <w:lang w:val="en-GB"/>
+              </w:rPr>
+              <w:t>::</w:t>
+            </w:r>
+            <w:proofErr w:type="gramEnd"/>
             <w:r>
               <w:rPr>
                 <w:lang w:val="en-GB"/>
@@ -1362,21 +1943,64 @@
               <w:rPr>
                 <w:lang w:val="en-GB"/>
               </w:rPr>
-              <w:t xml:space="preserve">(utente:Utente) </w:t>
-            </w:r>
-          </w:p>
-          <w:p>
-            <w:pPr>
-              <w:spacing w:after="160" w:line="259" w:lineRule="auto"/>
-              <w:rPr>
-                <w:lang w:val="en-GB"/>
-              </w:rPr>
-            </w:pPr>
-            <w:r>
-              <w:rPr>
-                <w:lang w:val="en-GB"/>
-              </w:rPr>
-              <w:t>Utente.allInstances()-&gt;exists(x | x.email = u</w:t>
+              <w:t>(</w:t>
+            </w:r>
+            <w:proofErr w:type="spellStart"/>
+            <w:r>
+              <w:rPr>
+                <w:lang w:val="en-GB"/>
+              </w:rPr>
+              <w:t>utente:Utente</w:t>
+            </w:r>
+            <w:proofErr w:type="spellEnd"/>
+            <w:r>
+              <w:rPr>
+                <w:lang w:val="en-GB"/>
+              </w:rPr>
+              <w:t xml:space="preserve">) </w:t>
+            </w:r>
+          </w:p>
+          <w:p>
+            <w:pPr>
+              <w:spacing w:after="160" w:line="259" w:lineRule="auto"/>
+              <w:rPr>
+                <w:lang w:val="en-GB"/>
+              </w:rPr>
+            </w:pPr>
+            <w:proofErr w:type="spellStart"/>
+            <w:r>
+              <w:rPr>
+                <w:lang w:val="en-GB"/>
+              </w:rPr>
+              <w:t>Utente.allInstances</w:t>
+            </w:r>
+            <w:proofErr w:type="spellEnd"/>
+            <w:r>
+              <w:rPr>
+                <w:lang w:val="en-GB"/>
+              </w:rPr>
+              <w:t xml:space="preserve">()-&gt;exists(x | </w:t>
+            </w:r>
+            <w:proofErr w:type="spellStart"/>
+            <w:r>
+              <w:rPr>
+                <w:lang w:val="en-GB"/>
+              </w:rPr>
+              <w:t>x.email</w:t>
+            </w:r>
+            <w:proofErr w:type="spellEnd"/>
+            <w:r>
+              <w:rPr>
+                <w:lang w:val="en-GB"/>
+              </w:rPr>
+              <w:t xml:space="preserve"> = </w:t>
+            </w:r>
+            <w:proofErr w:type="spellStart"/>
+            <w:r>
+              <w:rPr>
+                <w:lang w:val="en-GB"/>
+              </w:rPr>
+              <w:t>u</w:t>
             </w:r>
             <w:r>
               <w:rPr>
@@ -1388,7 +2012,14 @@
               <w:rPr>
                 <w:lang w:val="en-GB"/>
               </w:rPr>
-              <w:t>.email)</w:t>
+              <w:t>.email</w:t>
+            </w:r>
+            <w:proofErr w:type="spellEnd"/>
+            <w:r>
+              <w:rPr>
+                <w:lang w:val="en-GB"/>
+              </w:rPr>
+              <w:t>)</w:t>
             </w:r>
           </w:p>
         </w:tc>
@@ -1422,21 +2053,86 @@
               <w:rPr>
                 <w:lang w:val="en-GB"/>
               </w:rPr>
-              <w:t xml:space="preserve">Context UtenteDAO::update(utente:Utente) </w:t>
-            </w:r>
-          </w:p>
-          <w:p>
-            <w:pPr>
-              <w:spacing w:after="160" w:line="259" w:lineRule="auto"/>
-              <w:rPr>
-                <w:lang w:val="en-GB"/>
-              </w:rPr>
-            </w:pPr>
-            <w:r>
-              <w:rPr>
-                <w:lang w:val="en-GB"/>
-              </w:rPr>
-              <w:t>Utente.allInstances()-&gt;select(x | x.email = u</w:t>
+              <w:t xml:space="preserve">Context </w:t>
+            </w:r>
+            <w:proofErr w:type="spellStart"/>
+            <w:proofErr w:type="gramStart"/>
+            <w:r>
+              <w:rPr>
+                <w:lang w:val="en-GB"/>
+              </w:rPr>
+              <w:t>UtenteDAO</w:t>
+            </w:r>
+            <w:proofErr w:type="spellEnd"/>
+            <w:r>
+              <w:rPr>
+                <w:lang w:val="en-GB"/>
+              </w:rPr>
+              <w:t>::</w:t>
+            </w:r>
+            <w:proofErr w:type="gramEnd"/>
+            <w:r>
+              <w:rPr>
+                <w:lang w:val="en-GB"/>
+              </w:rPr>
+              <w:t>update(</w:t>
+            </w:r>
+            <w:proofErr w:type="spellStart"/>
+            <w:r>
+              <w:rPr>
+                <w:lang w:val="en-GB"/>
+              </w:rPr>
+              <w:t>utente:Utente</w:t>
+            </w:r>
+            <w:proofErr w:type="spellEnd"/>
+            <w:r>
+              <w:rPr>
+                <w:lang w:val="en-GB"/>
+              </w:rPr>
+              <w:t xml:space="preserve">) </w:t>
+            </w:r>
+          </w:p>
+          <w:p>
+            <w:pPr>
+              <w:spacing w:after="160" w:line="259" w:lineRule="auto"/>
+              <w:rPr>
+                <w:lang w:val="en-GB"/>
+              </w:rPr>
+            </w:pPr>
+            <w:proofErr w:type="spellStart"/>
+            <w:r>
+              <w:rPr>
+                <w:lang w:val="en-GB"/>
+              </w:rPr>
+              <w:t>Utente.allInstances</w:t>
+            </w:r>
+            <w:proofErr w:type="spellEnd"/>
+            <w:r>
+              <w:rPr>
+                <w:lang w:val="en-GB"/>
+              </w:rPr>
+              <w:t xml:space="preserve">()-&gt;select(x | </w:t>
+            </w:r>
+            <w:proofErr w:type="spellStart"/>
+            <w:r>
+              <w:rPr>
+                <w:lang w:val="en-GB"/>
+              </w:rPr>
+              <w:t>x.email</w:t>
+            </w:r>
+            <w:proofErr w:type="spellEnd"/>
+            <w:r>
+              <w:rPr>
+                <w:lang w:val="en-GB"/>
+              </w:rPr>
+              <w:t xml:space="preserve"> = </w:t>
+            </w:r>
+            <w:proofErr w:type="spellStart"/>
+            <w:r>
+              <w:rPr>
+                <w:lang w:val="en-GB"/>
+              </w:rPr>
+              <w:t>u</w:t>
             </w:r>
             <w:r>
               <w:rPr>
@@ -1448,14 +2144,29 @@
               <w:rPr>
                 <w:lang w:val="en-GB"/>
               </w:rPr>
-              <w:t>.email)</w:t>
-            </w:r>
-            <w:r>
-              <w:rPr>
-                <w:lang w:val="en-GB"/>
-              </w:rPr>
-              <w:t>-&gt; x = utente</w:t>
-            </w:r>
+              <w:t>.email</w:t>
+            </w:r>
+            <w:proofErr w:type="spellEnd"/>
+            <w:r>
+              <w:rPr>
+                <w:lang w:val="en-GB"/>
+              </w:rPr>
+              <w:t>)</w:t>
+            </w:r>
+            <w:r>
+              <w:rPr>
+                <w:lang w:val="en-GB"/>
+              </w:rPr>
+              <w:t xml:space="preserve">-&gt; x = </w:t>
+            </w:r>
+            <w:proofErr w:type="spellStart"/>
+            <w:r>
+              <w:rPr>
+                <w:lang w:val="en-GB"/>
+              </w:rPr>
+              <w:t>utente</w:t>
+            </w:r>
+            <w:proofErr w:type="spellEnd"/>
           </w:p>
         </w:tc>
       </w:tr>
@@ -1495,8 +2206,21 @@
               <w:spacing w:after="160" w:line="259" w:lineRule="auto"/>
             </w:pPr>
             <w:r>
-              <w:t>+ delete(utente:Utente):void</w:t>
-            </w:r>
+              <w:t>+ delete(</w:t>
+            </w:r>
+            <w:proofErr w:type="spellStart"/>
+            <w:r>
+              <w:t>utente:Utente</w:t>
+            </w:r>
+            <w:proofErr w:type="spellEnd"/>
+            <w:r>
+              <w:t>):</w:t>
+            </w:r>
+            <w:proofErr w:type="spellStart"/>
+            <w:r>
+              <w:t>void</w:t>
+            </w:r>
+            <w:proofErr w:type="spellEnd"/>
           </w:p>
         </w:tc>
       </w:tr>
@@ -1550,22 +2274,55 @@
             <w:pPr>
               <w:spacing w:after="160" w:line="259" w:lineRule="auto"/>
             </w:pPr>
-            <w:r>
-              <w:t xml:space="preserve">Context </w:t>
-            </w:r>
-            <w:r>
-              <w:t>UtenteDAO::</w:t>
-            </w:r>
-            <w:r>
-              <w:t xml:space="preserve"> delete(utente:Utente)</w:t>
-            </w:r>
-          </w:p>
-          <w:p>
-            <w:pPr>
-              <w:spacing w:after="160" w:line="259" w:lineRule="auto"/>
-            </w:pPr>
-            <w:r>
-              <w:t>Utente.allInstances()-&gt;includes(u</w:t>
+            <w:proofErr w:type="spellStart"/>
+            <w:r>
+              <w:t>Context</w:t>
+            </w:r>
+            <w:proofErr w:type="spellEnd"/>
+            <w:r>
+              <w:t xml:space="preserve"> </w:t>
+            </w:r>
+            <w:proofErr w:type="spellStart"/>
+            <w:proofErr w:type="gramStart"/>
+            <w:r>
+              <w:t>UtenteDAO</w:t>
+            </w:r>
+            <w:proofErr w:type="spellEnd"/>
+            <w:r>
+              <w:t>::</w:t>
+            </w:r>
+            <w:proofErr w:type="gramEnd"/>
+            <w:r>
+              <w:t xml:space="preserve"> delete(</w:t>
+            </w:r>
+            <w:proofErr w:type="spellStart"/>
+            <w:r>
+              <w:t>utente:Utente</w:t>
+            </w:r>
+            <w:proofErr w:type="spellEnd"/>
+            <w:r>
+              <w:t>)</w:t>
+            </w:r>
+          </w:p>
+          <w:p>
+            <w:pPr>
+              <w:spacing w:after="160" w:line="259" w:lineRule="auto"/>
+            </w:pPr>
+            <w:proofErr w:type="spellStart"/>
+            <w:r>
+              <w:t>Utente.allInstances</w:t>
+            </w:r>
+            <w:proofErr w:type="spellEnd"/>
+            <w:r>
+              <w:t>()-&gt;</w:t>
+            </w:r>
+            <w:proofErr w:type="spellStart"/>
+            <w:r>
+              <w:t>includes</w:t>
+            </w:r>
+            <w:proofErr w:type="spellEnd"/>
+            <w:r>
+              <w:t>(u</w:t>
             </w:r>
             <w:r>
               <w:t>tente</w:t>
@@ -1598,20 +2355,53 @@
             <w:pPr>
               <w:spacing w:after="160" w:line="259" w:lineRule="auto"/>
             </w:pPr>
-            <w:r>
-              <w:t>Context UtenteDAO:: delete(utente:Utente)</w:t>
-            </w:r>
-          </w:p>
-          <w:p>
-            <w:pPr>
-              <w:spacing w:after="160" w:line="259" w:lineRule="auto"/>
-            </w:pPr>
-            <w:r>
-              <w:t>Utente.allInstances()-&gt;</w:t>
-            </w:r>
+            <w:proofErr w:type="spellStart"/>
+            <w:r>
+              <w:t>Context</w:t>
+            </w:r>
+            <w:proofErr w:type="spellEnd"/>
+            <w:r>
+              <w:t xml:space="preserve"> </w:t>
+            </w:r>
+            <w:proofErr w:type="spellStart"/>
+            <w:proofErr w:type="gramStart"/>
+            <w:r>
+              <w:t>UtenteDAO</w:t>
+            </w:r>
+            <w:proofErr w:type="spellEnd"/>
+            <w:r>
+              <w:t>::</w:t>
+            </w:r>
+            <w:proofErr w:type="gramEnd"/>
+            <w:r>
+              <w:t xml:space="preserve"> delete(</w:t>
+            </w:r>
+            <w:proofErr w:type="spellStart"/>
+            <w:r>
+              <w:t>utente:Utente</w:t>
+            </w:r>
+            <w:proofErr w:type="spellEnd"/>
+            <w:r>
+              <w:t>)</w:t>
+            </w:r>
+          </w:p>
+          <w:p>
+            <w:pPr>
+              <w:spacing w:after="160" w:line="259" w:lineRule="auto"/>
+            </w:pPr>
+            <w:proofErr w:type="spellStart"/>
+            <w:r>
+              <w:t>Utente.allInstances</w:t>
+            </w:r>
+            <w:proofErr w:type="spellEnd"/>
+            <w:r>
+              <w:t>()-&gt;</w:t>
+            </w:r>
+            <w:proofErr w:type="spellStart"/>
             <w:r>
               <w:t>excludes</w:t>
             </w:r>
+            <w:proofErr w:type="spellEnd"/>
             <w:r>
               <w:t xml:space="preserve"> (u</w:t>
             </w:r>
@@ -1624,6 +2414,7 @@
           </w:p>
         </w:tc>
       </w:tr>
+      <w:bookmarkEnd w:id="4"/>
     </w:tbl>
     <w:p>
       <w:pPr>
@@ -1816,6 +2607,7 @@
             <w:pPr>
               <w:spacing w:after="160" w:line="259" w:lineRule="auto"/>
             </w:pPr>
+            <w:bookmarkStart w:id="5" w:name="_Hlk216721475"/>
             <w:r>
               <w:lastRenderedPageBreak/>
               <w:t>Nome classe</w:t>
@@ -1827,9 +2619,11 @@
             <w:tcW w:w="7654" w:type="dxa"/>
           </w:tcPr>
           <w:p>
+            <w:proofErr w:type="spellStart"/>
             <w:r>
               <w:t>TaskDAO</w:t>
             </w:r>
+            <w:proofErr w:type="spellEnd"/>
           </w:p>
         </w:tc>
       </w:tr>
@@ -1892,33 +2686,63 @@
               <w:rPr>
                 <w:lang w:val="en-GB"/>
               </w:rPr>
-              <w:t>+ create (task:Task):void</w:t>
-            </w:r>
-          </w:p>
-          <w:p>
-            <w:pPr>
-              <w:rPr>
-                <w:lang w:val="en-GB"/>
-              </w:rPr>
-            </w:pPr>
-            <w:r>
-              <w:rPr>
-                <w:lang w:val="en-GB"/>
-              </w:rPr>
-              <w:t>+ f</w:t>
-            </w:r>
-            <w:r>
-              <w:rPr>
-                <w:lang w:val="en-GB"/>
-              </w:rPr>
-              <w:t>indById(</w:t>
-            </w:r>
+              <w:t>+ create (</w:t>
+            </w:r>
+            <w:proofErr w:type="spellStart"/>
+            <w:r>
+              <w:rPr>
+                <w:lang w:val="en-GB"/>
+              </w:rPr>
+              <w:t>task:Task</w:t>
+            </w:r>
+            <w:proofErr w:type="spellEnd"/>
+            <w:r>
+              <w:rPr>
+                <w:lang w:val="en-GB"/>
+              </w:rPr>
+              <w:t>):void</w:t>
+            </w:r>
+          </w:p>
+          <w:p>
+            <w:pPr>
+              <w:rPr>
+                <w:lang w:val="en-GB"/>
+              </w:rPr>
+            </w:pPr>
+            <w:r>
+              <w:rPr>
+                <w:lang w:val="en-GB"/>
+              </w:rPr>
+              <w:t xml:space="preserve">+ </w:t>
+            </w:r>
+            <w:proofErr w:type="spellStart"/>
+            <w:r>
+              <w:rPr>
+                <w:lang w:val="en-GB"/>
+              </w:rPr>
+              <w:t>f</w:t>
+            </w:r>
+            <w:r>
+              <w:rPr>
+                <w:lang w:val="en-GB"/>
+              </w:rPr>
+              <w:t>indById</w:t>
+            </w:r>
+            <w:proofErr w:type="spellEnd"/>
+            <w:r>
+              <w:rPr>
+                <w:lang w:val="en-GB"/>
+              </w:rPr>
+              <w:t>(</w:t>
+            </w:r>
+            <w:proofErr w:type="spellStart"/>
             <w:r>
               <w:rPr>
                 <w:lang w:val="en-GB"/>
               </w:rPr>
               <w:t>id:int</w:t>
             </w:r>
+            <w:proofErr w:type="spellEnd"/>
             <w:r>
               <w:rPr>
                 <w:lang w:val="en-GB"/>
@@ -1936,7 +2760,14 @@
               <w:rPr>
                 <w:lang w:val="en-GB"/>
               </w:rPr>
-              <w:t>+ findByU</w:t>
+              <w:t xml:space="preserve">+ </w:t>
+            </w:r>
+            <w:proofErr w:type="spellStart"/>
+            <w:r>
+              <w:rPr>
+                <w:lang w:val="en-GB"/>
+              </w:rPr>
+              <w:t>findByU</w:t>
             </w:r>
             <w:r>
               <w:rPr>
@@ -1944,37 +2775,80 @@
               </w:rPr>
               <w:t>tente</w:t>
             </w:r>
-            <w:r>
-              <w:rPr>
-                <w:lang w:val="en-GB"/>
-              </w:rPr>
-              <w:t>(utente:Utente) : List&lt;Task&gt;</w:t>
-            </w:r>
-          </w:p>
-          <w:p>
-            <w:pPr>
-              <w:rPr>
-                <w:lang w:val="en-GB"/>
-              </w:rPr>
-            </w:pPr>
-            <w:r>
-              <w:rPr>
-                <w:lang w:val="en-GB"/>
-              </w:rPr>
-              <w:t xml:space="preserve">+ update(task:Task) : void </w:t>
-            </w:r>
-          </w:p>
-          <w:p>
-            <w:pPr>
-              <w:rPr>
-                <w:lang w:val="en-GB"/>
-              </w:rPr>
-            </w:pPr>
-            <w:r>
-              <w:rPr>
-                <w:lang w:val="en-GB"/>
-              </w:rPr>
-              <w:t xml:space="preserve">+ delete (task:Task) : void </w:t>
+            <w:proofErr w:type="spellEnd"/>
+            <w:r>
+              <w:rPr>
+                <w:lang w:val="en-GB"/>
+              </w:rPr>
+              <w:t>(</w:t>
+            </w:r>
+            <w:proofErr w:type="spellStart"/>
+            <w:r>
+              <w:rPr>
+                <w:lang w:val="en-GB"/>
+              </w:rPr>
+              <w:t>utente:Utente</w:t>
+            </w:r>
+            <w:proofErr w:type="spellEnd"/>
+            <w:r>
+              <w:rPr>
+                <w:lang w:val="en-GB"/>
+              </w:rPr>
+              <w:t>) : List&lt;Task&gt;</w:t>
+            </w:r>
+          </w:p>
+          <w:p>
+            <w:pPr>
+              <w:rPr>
+                <w:lang w:val="en-GB"/>
+              </w:rPr>
+            </w:pPr>
+            <w:r>
+              <w:rPr>
+                <w:lang w:val="en-GB"/>
+              </w:rPr>
+              <w:t>+ update(</w:t>
+            </w:r>
+            <w:proofErr w:type="spellStart"/>
+            <w:r>
+              <w:rPr>
+                <w:lang w:val="en-GB"/>
+              </w:rPr>
+              <w:t>task:Task</w:t>
+            </w:r>
+            <w:proofErr w:type="spellEnd"/>
+            <w:r>
+              <w:rPr>
+                <w:lang w:val="en-GB"/>
+              </w:rPr>
+              <w:t xml:space="preserve">) : void </w:t>
+            </w:r>
+          </w:p>
+          <w:p>
+            <w:pPr>
+              <w:rPr>
+                <w:lang w:val="en-GB"/>
+              </w:rPr>
+            </w:pPr>
+            <w:r>
+              <w:rPr>
+                <w:lang w:val="en-GB"/>
+              </w:rPr>
+              <w:t>+ delete (</w:t>
+            </w:r>
+            <w:proofErr w:type="spellStart"/>
+            <w:r>
+              <w:rPr>
+                <w:lang w:val="en-GB"/>
+              </w:rPr>
+              <w:t>task:Task</w:t>
+            </w:r>
+            <w:proofErr w:type="spellEnd"/>
+            <w:r>
+              <w:rPr>
+                <w:lang w:val="en-GB"/>
+              </w:rPr>
+              <w:t xml:space="preserve">) : void </w:t>
             </w:r>
           </w:p>
         </w:tc>
@@ -2004,6 +2878,7 @@
           </w:p>
         </w:tc>
       </w:tr>
+      <w:bookmarkEnd w:id="5"/>
     </w:tbl>
     <w:p>
       <w:pPr>
@@ -2032,6 +2907,7 @@
             <w:pPr>
               <w:spacing w:after="160" w:line="259" w:lineRule="auto"/>
             </w:pPr>
+            <w:bookmarkStart w:id="6" w:name="_Hlk216721482"/>
             <w:r>
               <w:t>Firma metodo</w:t>
             </w:r>
@@ -2051,7 +2927,21 @@
               <w:rPr>
                 <w:lang w:val="en-GB"/>
               </w:rPr>
-              <w:t>+ create (task:Task):void</w:t>
+              <w:t>+ create (</w:t>
+            </w:r>
+            <w:proofErr w:type="spellStart"/>
+            <w:r>
+              <w:rPr>
+                <w:lang w:val="en-GB"/>
+              </w:rPr>
+              <w:t>task:Task</w:t>
+            </w:r>
+            <w:proofErr w:type="spellEnd"/>
+            <w:r>
+              <w:rPr>
+                <w:lang w:val="en-GB"/>
+              </w:rPr>
+              <w:t>):void</w:t>
             </w:r>
           </w:p>
         </w:tc>
@@ -2076,7 +2966,15 @@
           </w:tcPr>
           <w:p>
             <w:r>
-              <w:t>Persistente una task all’interno del database</w:t>
+              <w:t xml:space="preserve">Persistente </w:t>
+            </w:r>
+            <w:proofErr w:type="gramStart"/>
+            <w:r>
+              <w:t>una task</w:t>
+            </w:r>
+            <w:proofErr w:type="gramEnd"/>
+            <w:r>
+              <w:t xml:space="preserve"> all’interno del database</w:t>
             </w:r>
           </w:p>
         </w:tc>
@@ -2111,11 +3009,27 @@
               </w:rPr>
               <w:t xml:space="preserve">Context </w:t>
             </w:r>
-            <w:r>
-              <w:rPr>
-                <w:lang w:val="en-GB"/>
-              </w:rPr>
-              <w:t>TaskDAO::create(t</w:t>
+            <w:proofErr w:type="spellStart"/>
+            <w:proofErr w:type="gramStart"/>
+            <w:r>
+              <w:rPr>
+                <w:lang w:val="en-GB"/>
+              </w:rPr>
+              <w:t>TaskDAO</w:t>
+            </w:r>
+            <w:proofErr w:type="spellEnd"/>
+            <w:r>
+              <w:rPr>
+                <w:lang w:val="en-GB"/>
+              </w:rPr>
+              <w:t>::</w:t>
+            </w:r>
+            <w:proofErr w:type="gramEnd"/>
+            <w:r>
+              <w:rPr>
+                <w:lang w:val="en-GB"/>
+              </w:rPr>
+              <w:t>create(t</w:t>
             </w:r>
             <w:r>
               <w:rPr>
@@ -2136,11 +3050,33 @@
                 <w:lang w:val="en-GB"/>
               </w:rPr>
             </w:pPr>
-            <w:r>
-              <w:rPr>
-                <w:lang w:val="en-GB"/>
-              </w:rPr>
-              <w:t>Task.allInstances()-&gt;forAll(x | x.id &lt;&gt; t</w:t>
+            <w:proofErr w:type="spellStart"/>
+            <w:r>
+              <w:rPr>
+                <w:lang w:val="en-GB"/>
+              </w:rPr>
+              <w:t>Task.allInstances</w:t>
+            </w:r>
+            <w:proofErr w:type="spellEnd"/>
+            <w:r>
+              <w:rPr>
+                <w:lang w:val="en-GB"/>
+              </w:rPr>
+              <w:t>()-&gt;</w:t>
+            </w:r>
+            <w:proofErr w:type="spellStart"/>
+            <w:r>
+              <w:rPr>
+                <w:lang w:val="en-GB"/>
+              </w:rPr>
+              <w:t>forAll</w:t>
+            </w:r>
+            <w:proofErr w:type="spellEnd"/>
+            <w:r>
+              <w:rPr>
+                <w:lang w:val="en-GB"/>
+              </w:rPr>
+              <w:t>(x | x.id &lt;&gt; t</w:t>
             </w:r>
             <w:r>
               <w:rPr>
@@ -2191,16 +3127,52 @@
               <w:rPr>
                 <w:lang w:val="en-GB"/>
               </w:rPr>
-              <w:t>Context TaskDAO::create(task: Task)</w:t>
-            </w:r>
-          </w:p>
-          <w:p>
-            <w:r>
-              <w:t>Task.allInstances()-&gt;includes(t)</w:t>
-            </w:r>
-          </w:p>
-        </w:tc>
-      </w:tr>
+              <w:t xml:space="preserve">Context </w:t>
+            </w:r>
+            <w:proofErr w:type="spellStart"/>
+            <w:proofErr w:type="gramStart"/>
+            <w:r>
+              <w:rPr>
+                <w:lang w:val="en-GB"/>
+              </w:rPr>
+              <w:t>TaskDAO</w:t>
+            </w:r>
+            <w:proofErr w:type="spellEnd"/>
+            <w:r>
+              <w:rPr>
+                <w:lang w:val="en-GB"/>
+              </w:rPr>
+              <w:t>::</w:t>
+            </w:r>
+            <w:proofErr w:type="gramEnd"/>
+            <w:r>
+              <w:rPr>
+                <w:lang w:val="en-GB"/>
+              </w:rPr>
+              <w:t>create(task: Task)</w:t>
+            </w:r>
+          </w:p>
+          <w:p>
+            <w:proofErr w:type="spellStart"/>
+            <w:r>
+              <w:t>Task.allInstances</w:t>
+            </w:r>
+            <w:proofErr w:type="spellEnd"/>
+            <w:r>
+              <w:t>()-&gt;</w:t>
+            </w:r>
+            <w:proofErr w:type="spellStart"/>
+            <w:r>
+              <w:t>includes</w:t>
+            </w:r>
+            <w:proofErr w:type="spellEnd"/>
+            <w:r>
+              <w:t>(t)</w:t>
+            </w:r>
+          </w:p>
+        </w:tc>
+      </w:tr>
+      <w:bookmarkEnd w:id="6"/>
     </w:tbl>
     <w:p>
       <w:pPr>
@@ -2243,6 +3215,7 @@
             <w:pPr>
               <w:spacing w:after="160" w:line="259" w:lineRule="auto"/>
             </w:pPr>
+            <w:bookmarkStart w:id="7" w:name="_Hlk216721510"/>
             <w:r>
               <w:t>Firma metodo</w:t>
             </w:r>
@@ -2262,7 +3235,35 @@
               <w:rPr>
                 <w:lang w:val="en-GB"/>
               </w:rPr>
-              <w:t>+ findById(id:int) : Task</w:t>
+              <w:t xml:space="preserve">+ </w:t>
+            </w:r>
+            <w:proofErr w:type="spellStart"/>
+            <w:r>
+              <w:rPr>
+                <w:lang w:val="en-GB"/>
+              </w:rPr>
+              <w:t>findById</w:t>
+            </w:r>
+            <w:proofErr w:type="spellEnd"/>
+            <w:r>
+              <w:rPr>
+                <w:lang w:val="en-GB"/>
+              </w:rPr>
+              <w:t>(</w:t>
+            </w:r>
+            <w:proofErr w:type="spellStart"/>
+            <w:r>
+              <w:rPr>
+                <w:lang w:val="en-GB"/>
+              </w:rPr>
+              <w:t>id:int</w:t>
+            </w:r>
+            <w:proofErr w:type="spellEnd"/>
+            <w:r>
+              <w:rPr>
+                <w:lang w:val="en-GB"/>
+              </w:rPr>
+              <w:t>) : Task</w:t>
             </w:r>
           </w:p>
           <w:p/>
@@ -2321,13 +3322,51 @@
               <w:rPr>
                 <w:lang w:val="en-GB"/>
               </w:rPr>
-              <w:t>Context TaskDAO::</w:t>
-            </w:r>
-            <w:r>
-              <w:rPr>
-                <w:lang w:val="en-GB"/>
-              </w:rPr>
-              <w:t>findById(id:int)</w:t>
+              <w:t xml:space="preserve">Context </w:t>
+            </w:r>
+            <w:proofErr w:type="spellStart"/>
+            <w:proofErr w:type="gramStart"/>
+            <w:r>
+              <w:rPr>
+                <w:lang w:val="en-GB"/>
+              </w:rPr>
+              <w:t>TaskDAO</w:t>
+            </w:r>
+            <w:proofErr w:type="spellEnd"/>
+            <w:r>
+              <w:rPr>
+                <w:lang w:val="en-GB"/>
+              </w:rPr>
+              <w:t>::</w:t>
+            </w:r>
+            <w:proofErr w:type="spellStart"/>
+            <w:proofErr w:type="gramEnd"/>
+            <w:r>
+              <w:rPr>
+                <w:lang w:val="en-GB"/>
+              </w:rPr>
+              <w:t>findById</w:t>
+            </w:r>
+            <w:proofErr w:type="spellEnd"/>
+            <w:r>
+              <w:rPr>
+                <w:lang w:val="en-GB"/>
+              </w:rPr>
+              <w:t>(</w:t>
+            </w:r>
+            <w:proofErr w:type="spellStart"/>
+            <w:r>
+              <w:rPr>
+                <w:lang w:val="en-GB"/>
+              </w:rPr>
+              <w:t>id:int</w:t>
+            </w:r>
+            <w:proofErr w:type="spellEnd"/>
+            <w:r>
+              <w:rPr>
+                <w:lang w:val="en-GB"/>
+              </w:rPr>
+              <w:t>)</w:t>
             </w:r>
           </w:p>
           <w:p>
@@ -2373,20 +3412,72 @@
               <w:rPr>
                 <w:lang w:val="en-GB"/>
               </w:rPr>
-              <w:t>Context TaskDAO::findById(id:int)</w:t>
-            </w:r>
-          </w:p>
-          <w:p>
-            <w:pPr>
-              <w:rPr>
-                <w:lang w:val="en-GB"/>
-              </w:rPr>
-            </w:pPr>
-            <w:r>
-              <w:rPr>
-                <w:lang w:val="en-GB"/>
-              </w:rPr>
-              <w:t>Task.allInstances()-&gt;select(t | t</w:t>
+              <w:t xml:space="preserve">Context </w:t>
+            </w:r>
+            <w:proofErr w:type="spellStart"/>
+            <w:proofErr w:type="gramStart"/>
+            <w:r>
+              <w:rPr>
+                <w:lang w:val="en-GB"/>
+              </w:rPr>
+              <w:t>TaskDAO</w:t>
+            </w:r>
+            <w:proofErr w:type="spellEnd"/>
+            <w:r>
+              <w:rPr>
+                <w:lang w:val="en-GB"/>
+              </w:rPr>
+              <w:t>::</w:t>
+            </w:r>
+            <w:proofErr w:type="spellStart"/>
+            <w:proofErr w:type="gramEnd"/>
+            <w:r>
+              <w:rPr>
+                <w:lang w:val="en-GB"/>
+              </w:rPr>
+              <w:t>findById</w:t>
+            </w:r>
+            <w:proofErr w:type="spellEnd"/>
+            <w:r>
+              <w:rPr>
+                <w:lang w:val="en-GB"/>
+              </w:rPr>
+              <w:t>(</w:t>
+            </w:r>
+            <w:proofErr w:type="spellStart"/>
+            <w:r>
+              <w:rPr>
+                <w:lang w:val="en-GB"/>
+              </w:rPr>
+              <w:t>id:int</w:t>
+            </w:r>
+            <w:proofErr w:type="spellEnd"/>
+            <w:r>
+              <w:rPr>
+                <w:lang w:val="en-GB"/>
+              </w:rPr>
+              <w:t>)</w:t>
+            </w:r>
+          </w:p>
+          <w:p>
+            <w:pPr>
+              <w:rPr>
+                <w:lang w:val="en-GB"/>
+              </w:rPr>
+            </w:pPr>
+            <w:proofErr w:type="spellStart"/>
+            <w:r>
+              <w:rPr>
+                <w:lang w:val="en-GB"/>
+              </w:rPr>
+              <w:t>Task.allInstances</w:t>
+            </w:r>
+            <w:proofErr w:type="spellEnd"/>
+            <w:r>
+              <w:rPr>
+                <w:lang w:val="en-GB"/>
+              </w:rPr>
+              <w:t>()-&gt;select(t | t</w:t>
             </w:r>
             <w:r>
               <w:rPr>
@@ -2397,6 +3488,7 @@
           </w:p>
         </w:tc>
       </w:tr>
+      <w:bookmarkEnd w:id="7"/>
     </w:tbl>
     <w:p>
       <w:pPr>
@@ -2432,6 +3524,7 @@
             <w:pPr>
               <w:spacing w:after="160" w:line="259" w:lineRule="auto"/>
             </w:pPr>
+            <w:bookmarkStart w:id="8" w:name="_Hlk216721542"/>
             <w:r>
               <w:t>Firma metodo</w:t>
             </w:r>
@@ -2451,7 +3544,14 @@
               <w:rPr>
                 <w:lang w:val="en-GB"/>
               </w:rPr>
-              <w:t>+ findByU</w:t>
+              <w:t xml:space="preserve">+ </w:t>
+            </w:r>
+            <w:proofErr w:type="spellStart"/>
+            <w:r>
+              <w:rPr>
+                <w:lang w:val="en-GB"/>
+              </w:rPr>
+              <w:t>findByU</w:t>
             </w:r>
             <w:r>
               <w:rPr>
@@ -2459,11 +3559,26 @@
               </w:rPr>
               <w:t>tente</w:t>
             </w:r>
-            <w:r>
-              <w:rPr>
-                <w:lang w:val="en-GB"/>
-              </w:rPr>
-              <w:t>(utente:Utente) : List&lt;Task&gt;</w:t>
+            <w:proofErr w:type="spellEnd"/>
+            <w:r>
+              <w:rPr>
+                <w:lang w:val="en-GB"/>
+              </w:rPr>
+              <w:t>(</w:t>
+            </w:r>
+            <w:proofErr w:type="spellStart"/>
+            <w:r>
+              <w:rPr>
+                <w:lang w:val="en-GB"/>
+              </w:rPr>
+              <w:t>utente:Utente</w:t>
+            </w:r>
+            <w:proofErr w:type="spellEnd"/>
+            <w:r>
+              <w:rPr>
+                <w:lang w:val="en-GB"/>
+              </w:rPr>
+              <w:t>) : List&lt;Task&gt;</w:t>
             </w:r>
           </w:p>
           <w:p/>
@@ -2525,54 +3640,50 @@
             <w:tcW w:w="7654" w:type="dxa"/>
           </w:tcPr>
           <w:p>
-            <w:pPr>
-              <w:rPr>
-                <w:lang w:val="en-GB"/>
-              </w:rPr>
-            </w:pPr>
-            <w:r>
-              <w:rPr>
-                <w:lang w:val="en-GB"/>
-              </w:rPr>
-              <w:t>Context TaskDAO::findBy</w:t>
-            </w:r>
-            <w:r>
-              <w:rPr>
-                <w:lang w:val="en-GB"/>
-              </w:rPr>
-              <w:t>Utente</w:t>
-            </w:r>
-            <w:r>
-              <w:rPr>
-                <w:lang w:val="en-GB"/>
-              </w:rPr>
+            <w:proofErr w:type="spellStart"/>
+            <w:r>
+              <w:t>Context</w:t>
+            </w:r>
+            <w:proofErr w:type="spellEnd"/>
+            <w:r>
+              <w:t xml:space="preserve"> </w:t>
+            </w:r>
+            <w:proofErr w:type="spellStart"/>
+            <w:proofErr w:type="gramStart"/>
+            <w:r>
+              <w:t>TaskDAO</w:t>
+            </w:r>
+            <w:proofErr w:type="spellEnd"/>
+            <w:r>
+              <w:t>::</w:t>
+            </w:r>
+            <w:proofErr w:type="spellStart"/>
+            <w:proofErr w:type="gramEnd"/>
+            <w:r>
+              <w:t>findByUtente</w:t>
+            </w:r>
+            <w:proofErr w:type="spellEnd"/>
+            <w:r>
               <w:t>(</w:t>
             </w:r>
-            <w:r>
-              <w:rPr>
-                <w:lang w:val="en-GB"/>
-              </w:rPr>
+            <w:proofErr w:type="spellStart"/>
+            <w:r>
               <w:t>utente:Utente</w:t>
             </w:r>
-            <w:r>
-              <w:rPr>
-                <w:lang w:val="en-GB"/>
-              </w:rPr>
+            <w:proofErr w:type="spellEnd"/>
+            <w:r>
               <w:t>)</w:t>
             </w:r>
           </w:p>
           <w:p>
-            <w:pPr>
-              <w:rPr>
-                <w:lang w:val="en-GB"/>
-              </w:rPr>
-            </w:pPr>
-            <w:r>
-              <w:rPr>
-                <w:lang w:val="en-GB"/>
-              </w:rPr>
-              <w:t>utente &lt;&gt; null</w:t>
-            </w:r>
+            <w:r>
+              <w:t xml:space="preserve">utente &lt;&gt; </w:t>
+            </w:r>
+            <w:proofErr w:type="spellStart"/>
+            <w:r>
+              <w:t>null</w:t>
+            </w:r>
+            <w:proofErr w:type="spellEnd"/>
           </w:p>
         </w:tc>
       </w:tr>
@@ -2604,8 +3715,46 @@
               <w:rPr>
                 <w:lang w:val="en-GB"/>
               </w:rPr>
-              <w:t>Context TaskDAO::findByUtente(utente:Utente</w:t>
-            </w:r>
+              <w:t xml:space="preserve">Context </w:t>
+            </w:r>
+            <w:proofErr w:type="spellStart"/>
+            <w:proofErr w:type="gramStart"/>
+            <w:r>
+              <w:rPr>
+                <w:lang w:val="en-GB"/>
+              </w:rPr>
+              <w:t>TaskDAO</w:t>
+            </w:r>
+            <w:proofErr w:type="spellEnd"/>
+            <w:r>
+              <w:rPr>
+                <w:lang w:val="en-GB"/>
+              </w:rPr>
+              <w:t>::</w:t>
+            </w:r>
+            <w:proofErr w:type="spellStart"/>
+            <w:proofErr w:type="gramEnd"/>
+            <w:r>
+              <w:rPr>
+                <w:lang w:val="en-GB"/>
+              </w:rPr>
+              <w:t>findByUtente</w:t>
+            </w:r>
+            <w:proofErr w:type="spellEnd"/>
+            <w:r>
+              <w:rPr>
+                <w:lang w:val="en-GB"/>
+              </w:rPr>
+              <w:t>(</w:t>
+            </w:r>
+            <w:proofErr w:type="spellStart"/>
+            <w:r>
+              <w:rPr>
+                <w:lang w:val="en-GB"/>
+              </w:rPr>
+              <w:t>utente:Utente</w:t>
+            </w:r>
+            <w:proofErr w:type="spellEnd"/>
             <w:r>
               <w:rPr>
                 <w:lang w:val="en-GB"/>
@@ -2629,7 +3778,42 @@
               <w:rPr>
                 <w:lang w:val="en-GB"/>
               </w:rPr>
-              <w:t>result = Task.allInstances()-&gt;select(t | t.dipendente = u</w:t>
+              <w:t xml:space="preserve">result = </w:t>
+            </w:r>
+            <w:proofErr w:type="spellStart"/>
+            <w:r>
+              <w:rPr>
+                <w:lang w:val="en-GB"/>
+              </w:rPr>
+              <w:t>Task.allInstances</w:t>
+            </w:r>
+            <w:proofErr w:type="spellEnd"/>
+            <w:r>
+              <w:rPr>
+                <w:lang w:val="en-GB"/>
+              </w:rPr>
+              <w:t xml:space="preserve">()-&gt;select(t | </w:t>
+            </w:r>
+            <w:proofErr w:type="spellStart"/>
+            <w:r>
+              <w:rPr>
+                <w:lang w:val="en-GB"/>
+              </w:rPr>
+              <w:t>t.dipendente</w:t>
+            </w:r>
+            <w:proofErr w:type="spellEnd"/>
+            <w:r>
+              <w:rPr>
+                <w:lang w:val="en-GB"/>
+              </w:rPr>
+              <w:t xml:space="preserve"> = </w:t>
+            </w:r>
+            <w:proofErr w:type="spellStart"/>
+            <w:r>
+              <w:rPr>
+                <w:lang w:val="en-GB"/>
+              </w:rPr>
+              <w:t>u</w:t>
             </w:r>
             <w:r>
               <w:rPr>
@@ -2637,11 +3821,33 @@
               </w:rPr>
               <w:t>tente</w:t>
             </w:r>
-            <w:r>
-              <w:rPr>
-                <w:lang w:val="en-GB"/>
-              </w:rPr>
-              <w:t xml:space="preserve"> or t.supervisore = u</w:t>
+            <w:proofErr w:type="spellEnd"/>
+            <w:r>
+              <w:rPr>
+                <w:lang w:val="en-GB"/>
+              </w:rPr>
+              <w:t xml:space="preserve"> or </w:t>
+            </w:r>
+            <w:proofErr w:type="spellStart"/>
+            <w:r>
+              <w:rPr>
+                <w:lang w:val="en-GB"/>
+              </w:rPr>
+              <w:t>t.supervisore</w:t>
+            </w:r>
+            <w:proofErr w:type="spellEnd"/>
+            <w:r>
+              <w:rPr>
+                <w:lang w:val="en-GB"/>
+              </w:rPr>
+              <w:t xml:space="preserve"> = </w:t>
+            </w:r>
+            <w:proofErr w:type="spellStart"/>
+            <w:r>
+              <w:rPr>
+                <w:lang w:val="en-GB"/>
+              </w:rPr>
+              <w:t>u</w:t>
             </w:r>
             <w:r>
               <w:rPr>
@@ -2649,6 +3855,7 @@
               </w:rPr>
               <w:t>tente</w:t>
             </w:r>
+            <w:proofErr w:type="spellEnd"/>
             <w:r>
               <w:rPr>
                 <w:lang w:val="en-GB"/>
@@ -2658,6 +3865,7 @@
           </w:p>
         </w:tc>
       </w:tr>
+      <w:bookmarkEnd w:id="8"/>
     </w:tbl>
     <w:p>
       <w:pPr>
@@ -2707,7 +3915,21 @@
               <w:rPr>
                 <w:lang w:val="en-GB"/>
               </w:rPr>
-              <w:t xml:space="preserve">+ update(task:Task) : void </w:t>
+              <w:t>+ update(</w:t>
+            </w:r>
+            <w:proofErr w:type="spellStart"/>
+            <w:r>
+              <w:rPr>
+                <w:lang w:val="en-GB"/>
+              </w:rPr>
+              <w:t>task:Task</w:t>
+            </w:r>
+            <w:proofErr w:type="spellEnd"/>
+            <w:r>
+              <w:rPr>
+                <w:lang w:val="en-GB"/>
+              </w:rPr>
+              <w:t xml:space="preserve">) : void </w:t>
             </w:r>
           </w:p>
         </w:tc>
@@ -2769,13 +3991,7 @@
               <w:rPr>
                 <w:lang w:val="en-GB"/>
               </w:rPr>
-              <w:t>C</w:t>
-            </w:r>
-            <w:r>
-              <w:rPr>
-                <w:lang w:val="en-GB"/>
-              </w:rPr>
-              <w:t>ontext</w:t>
+              <w:t>Context</w:t>
             </w:r>
             <w:r>
               <w:rPr>
@@ -2787,7 +4003,29 @@
               <w:rPr>
                 <w:lang w:val="en-GB"/>
               </w:rPr>
-              <w:t xml:space="preserve"> TaskDAO::update(t</w:t>
+              <w:t xml:space="preserve"> </w:t>
+            </w:r>
+            <w:proofErr w:type="spellStart"/>
+            <w:proofErr w:type="gramStart"/>
+            <w:r>
+              <w:rPr>
+                <w:lang w:val="en-GB"/>
+              </w:rPr>
+              <w:t>TaskDAO</w:t>
+            </w:r>
+            <w:proofErr w:type="spellEnd"/>
+            <w:r>
+              <w:rPr>
+                <w:lang w:val="en-GB"/>
+              </w:rPr>
+              <w:t>::</w:t>
+            </w:r>
+            <w:proofErr w:type="gramEnd"/>
+            <w:r>
+              <w:rPr>
+                <w:lang w:val="en-GB"/>
+              </w:rPr>
+              <w:t>update(t</w:t>
             </w:r>
             <w:r>
               <w:rPr>
@@ -2809,11 +4047,19 @@
                 <w:lang w:val="en-GB"/>
               </w:rPr>
             </w:pPr>
-            <w:r>
-              <w:rPr>
-                <w:lang w:val="en-GB"/>
-              </w:rPr>
-              <w:t>Task.allInstances()-&gt;exists(x | x.id = t</w:t>
+            <w:proofErr w:type="spellStart"/>
+            <w:r>
+              <w:rPr>
+                <w:lang w:val="en-GB"/>
+              </w:rPr>
+              <w:t>Task.allInstances</w:t>
+            </w:r>
+            <w:proofErr w:type="spellEnd"/>
+            <w:r>
+              <w:rPr>
+                <w:lang w:val="en-GB"/>
+              </w:rPr>
+              <w:t>()-&gt;exists(x | x.id = t</w:t>
             </w:r>
             <w:r>
               <w:rPr>
@@ -2859,21 +4105,51 @@
               <w:rPr>
                 <w:lang w:val="en-GB"/>
               </w:rPr>
-              <w:t>Context  TaskDAO::update(task: Task)</w:t>
-            </w:r>
-          </w:p>
-          <w:p>
-            <w:pPr>
-              <w:spacing w:after="160" w:line="259" w:lineRule="auto"/>
-              <w:rPr>
-                <w:lang w:val="en-GB"/>
-              </w:rPr>
-            </w:pPr>
-            <w:r>
-              <w:rPr>
-                <w:lang w:val="en-GB"/>
-              </w:rPr>
-              <w:t>Utente.allInstances()-&gt;select(x |</w:t>
+              <w:t xml:space="preserve">Context  </w:t>
+            </w:r>
+            <w:proofErr w:type="spellStart"/>
+            <w:proofErr w:type="gramStart"/>
+            <w:r>
+              <w:rPr>
+                <w:lang w:val="en-GB"/>
+              </w:rPr>
+              <w:t>TaskDAO</w:t>
+            </w:r>
+            <w:proofErr w:type="spellEnd"/>
+            <w:r>
+              <w:rPr>
+                <w:lang w:val="en-GB"/>
+              </w:rPr>
+              <w:t>::</w:t>
+            </w:r>
+            <w:proofErr w:type="gramEnd"/>
+            <w:r>
+              <w:rPr>
+                <w:lang w:val="en-GB"/>
+              </w:rPr>
+              <w:t>update(task: Task)</w:t>
+            </w:r>
+          </w:p>
+          <w:p>
+            <w:pPr>
+              <w:spacing w:after="160" w:line="259" w:lineRule="auto"/>
+              <w:rPr>
+                <w:lang w:val="en-GB"/>
+              </w:rPr>
+            </w:pPr>
+            <w:proofErr w:type="spellStart"/>
+            <w:r>
+              <w:rPr>
+                <w:lang w:val="en-GB"/>
+              </w:rPr>
+              <w:t>Utente.allInstances</w:t>
+            </w:r>
+            <w:proofErr w:type="spellEnd"/>
+            <w:r>
+              <w:rPr>
+                <w:lang w:val="en-GB"/>
+              </w:rPr>
+              <w:t>()-&gt;select(x |</w:t>
             </w:r>
             <w:r>
               <w:rPr>
@@ -2933,6 +4209,7 @@
             <w:pPr>
               <w:spacing w:after="160" w:line="259" w:lineRule="auto"/>
             </w:pPr>
+            <w:bookmarkStart w:id="9" w:name="_Hlk216721602"/>
             <w:r>
               <w:t>Firma metodo</w:t>
             </w:r>
@@ -2950,7 +4227,21 @@
               <w:rPr>
                 <w:lang w:val="en-GB"/>
               </w:rPr>
-              <w:t>+ delete (task:Task) : void</w:t>
+              <w:t>+ delete (</w:t>
+            </w:r>
+            <w:proofErr w:type="spellStart"/>
+            <w:r>
+              <w:rPr>
+                <w:lang w:val="en-GB"/>
+              </w:rPr>
+              <w:t>task:Task</w:t>
+            </w:r>
+            <w:proofErr w:type="spellEnd"/>
+            <w:r>
+              <w:rPr>
+                <w:lang w:val="en-GB"/>
+              </w:rPr>
+              <w:t>) : void</w:t>
             </w:r>
           </w:p>
         </w:tc>
@@ -3012,13 +4303,7 @@
               <w:rPr>
                 <w:lang w:val="en-GB"/>
               </w:rPr>
-              <w:t>C</w:t>
-            </w:r>
-            <w:r>
-              <w:rPr>
-                <w:lang w:val="en-GB"/>
-              </w:rPr>
-              <w:t>ontext</w:t>
+              <w:t>Context</w:t>
             </w:r>
             <w:r>
               <w:rPr>
@@ -3026,11 +4311,27 @@
               </w:rPr>
               <w:t xml:space="preserve"> </w:t>
             </w:r>
-            <w:r>
-              <w:rPr>
-                <w:lang w:val="en-GB"/>
-              </w:rPr>
-              <w:t>TaskDAO::delete(t</w:t>
+            <w:proofErr w:type="spellStart"/>
+            <w:proofErr w:type="gramStart"/>
+            <w:r>
+              <w:rPr>
+                <w:lang w:val="en-GB"/>
+              </w:rPr>
+              <w:t>TaskDAO</w:t>
+            </w:r>
+            <w:proofErr w:type="spellEnd"/>
+            <w:r>
+              <w:rPr>
+                <w:lang w:val="en-GB"/>
+              </w:rPr>
+              <w:t>::</w:t>
+            </w:r>
+            <w:proofErr w:type="gramEnd"/>
+            <w:r>
+              <w:rPr>
+                <w:lang w:val="en-GB"/>
+              </w:rPr>
+              <w:t>delete(t</w:t>
             </w:r>
             <w:r>
               <w:rPr>
@@ -3052,8 +4353,21 @@
                 <w:lang w:val="en-GB"/>
               </w:rPr>
             </w:pPr>
-            <w:r>
-              <w:t>Task.allInstances()-&gt;includes(t)</w:t>
+            <w:proofErr w:type="spellStart"/>
+            <w:r>
+              <w:t>Task.allInstances</w:t>
+            </w:r>
+            <w:proofErr w:type="spellEnd"/>
+            <w:r>
+              <w:t>()-&gt;</w:t>
+            </w:r>
+            <w:proofErr w:type="spellStart"/>
+            <w:r>
+              <w:t>includes</w:t>
+            </w:r>
+            <w:proofErr w:type="spellEnd"/>
+            <w:r>
+              <w:t>(t)</w:t>
             </w:r>
           </w:p>
         </w:tc>
@@ -3087,13 +4401,7 @@
               <w:rPr>
                 <w:lang w:val="en-GB"/>
               </w:rPr>
-              <w:t>C</w:t>
-            </w:r>
-            <w:r>
-              <w:rPr>
-                <w:lang w:val="en-GB"/>
-              </w:rPr>
-              <w:t>ontext</w:t>
+              <w:t>Context</w:t>
             </w:r>
             <w:r>
               <w:rPr>
@@ -3101,53 +4409,110 @@
               </w:rPr>
               <w:t xml:space="preserve"> </w:t>
             </w:r>
-            <w:r>
-              <w:rPr>
-                <w:lang w:val="en-GB"/>
-              </w:rPr>
-              <w:t>TaskDAO::delete(task: Task)</w:t>
-            </w:r>
-          </w:p>
-          <w:p>
-            <w:pPr>
-              <w:spacing w:after="160" w:line="259" w:lineRule="auto"/>
-              <w:rPr>
-                <w:lang w:val="en-GB"/>
-              </w:rPr>
-            </w:pPr>
-            <w:r>
-              <w:rPr>
-                <w:lang w:val="en-GB"/>
-              </w:rPr>
-              <w:t>Task.allInstances()-&gt;</w:t>
-            </w:r>
-            <w:r>
-              <w:rPr>
-                <w:lang w:val="en-GB"/>
-              </w:rPr>
-              <w:t xml:space="preserve">exludes </w:t>
-            </w:r>
-            <w:r>
-              <w:rPr>
-                <w:lang w:val="en-GB"/>
-              </w:rPr>
-              <w:t>(t)</w:t>
-            </w:r>
-            <w:r>
-              <w:rPr>
-                <w:lang w:val="en-GB"/>
-              </w:rPr>
-              <w:t xml:space="preserve"> AND  </w:t>
-            </w:r>
-            <w:r>
-              <w:rPr>
-                <w:lang w:val="en-GB"/>
-              </w:rPr>
-              <w:t>Allegato.allInstances()-&gt;forAll(a | a.taskId &lt;&gt; t.id)</w:t>
-            </w:r>
-          </w:p>
-        </w:tc>
-      </w:tr>
+            <w:proofErr w:type="spellStart"/>
+            <w:proofErr w:type="gramStart"/>
+            <w:r>
+              <w:rPr>
+                <w:lang w:val="en-GB"/>
+              </w:rPr>
+              <w:t>TaskDAO</w:t>
+            </w:r>
+            <w:proofErr w:type="spellEnd"/>
+            <w:r>
+              <w:rPr>
+                <w:lang w:val="en-GB"/>
+              </w:rPr>
+              <w:t>::</w:t>
+            </w:r>
+            <w:proofErr w:type="gramEnd"/>
+            <w:r>
+              <w:rPr>
+                <w:lang w:val="en-GB"/>
+              </w:rPr>
+              <w:t>delete(task: Task)</w:t>
+            </w:r>
+          </w:p>
+          <w:p>
+            <w:pPr>
+              <w:spacing w:after="160" w:line="259" w:lineRule="auto"/>
+              <w:rPr>
+                <w:lang w:val="en-GB"/>
+              </w:rPr>
+            </w:pPr>
+            <w:proofErr w:type="spellStart"/>
+            <w:r>
+              <w:rPr>
+                <w:lang w:val="en-GB"/>
+              </w:rPr>
+              <w:t>Task.allInstances</w:t>
+            </w:r>
+            <w:proofErr w:type="spellEnd"/>
+            <w:r>
+              <w:rPr>
+                <w:lang w:val="en-GB"/>
+              </w:rPr>
+              <w:t>()-&gt;</w:t>
+            </w:r>
+            <w:proofErr w:type="spellStart"/>
+            <w:r>
+              <w:rPr>
+                <w:lang w:val="en-GB"/>
+              </w:rPr>
+              <w:t>exludes</w:t>
+            </w:r>
+            <w:proofErr w:type="spellEnd"/>
+            <w:r>
+              <w:rPr>
+                <w:lang w:val="en-GB"/>
+              </w:rPr>
+              <w:t xml:space="preserve"> (t) AND  </w:t>
+            </w:r>
+            <w:proofErr w:type="spellStart"/>
+            <w:r>
+              <w:rPr>
+                <w:lang w:val="en-GB"/>
+              </w:rPr>
+              <w:t>Allegato.allInstances</w:t>
+            </w:r>
+            <w:proofErr w:type="spellEnd"/>
+            <w:r>
+              <w:rPr>
+                <w:lang w:val="en-GB"/>
+              </w:rPr>
+              <w:t>()-&gt;</w:t>
+            </w:r>
+            <w:proofErr w:type="spellStart"/>
+            <w:r>
+              <w:rPr>
+                <w:lang w:val="en-GB"/>
+              </w:rPr>
+              <w:t>forAll</w:t>
+            </w:r>
+            <w:proofErr w:type="spellEnd"/>
+            <w:r>
+              <w:rPr>
+                <w:lang w:val="en-GB"/>
+              </w:rPr>
+              <w:t xml:space="preserve">(a | </w:t>
+            </w:r>
+            <w:proofErr w:type="spellStart"/>
+            <w:r>
+              <w:rPr>
+                <w:lang w:val="en-GB"/>
+              </w:rPr>
+              <w:t>a.taskId</w:t>
+            </w:r>
+            <w:proofErr w:type="spellEnd"/>
+            <w:r>
+              <w:rPr>
+                <w:lang w:val="en-GB"/>
+              </w:rPr>
+              <w:t xml:space="preserve"> &lt;&gt; t.id)</w:t>
+            </w:r>
+          </w:p>
+        </w:tc>
+      </w:tr>
+      <w:bookmarkEnd w:id="9"/>
     </w:tbl>
     <w:p>
       <w:pPr>
@@ -3207,6 +4572,7 @@
             <w:pPr>
               <w:spacing w:after="160" w:line="259" w:lineRule="auto"/>
             </w:pPr>
+            <w:bookmarkStart w:id="10" w:name="_Hlk216721694"/>
             <w:r>
               <w:t>Nome classe</w:t>
             </w:r>
@@ -3217,9 +4583,11 @@
             <w:tcW w:w="7654" w:type="dxa"/>
           </w:tcPr>
           <w:p>
+            <w:proofErr w:type="spellStart"/>
             <w:r>
               <w:t>NotificaDAO</w:t>
             </w:r>
+            <w:proofErr w:type="spellEnd"/>
           </w:p>
         </w:tc>
       </w:tr>
@@ -3243,13 +4611,7 @@
           </w:tcPr>
           <w:p>
             <w:r>
-              <w:t>Gestisce la persistenza per l’entità</w:t>
-            </w:r>
-            <w:r>
-              <w:t xml:space="preserve"> Notifica</w:t>
-            </w:r>
-            <w:r>
-              <w:t xml:space="preserve"> </w:t>
+              <w:t xml:space="preserve">Gestisce la persistenza per l’entità Notifica </w:t>
             </w:r>
           </w:p>
         </w:tc>
@@ -3274,18 +4636,44 @@
           </w:tcPr>
           <w:p>
             <w:r>
-              <w:t>+ create(notifica:Notifica):void</w:t>
-            </w:r>
-          </w:p>
-          <w:p>
-            <w:r>
-              <w:t xml:space="preserve">+ findByUtente(utente:Utente): </w:t>
-            </w:r>
-            <w:r>
-              <w:t xml:space="preserve"> </w:t>
-            </w:r>
-            <w:r>
-              <w:t>List&lt;Notifica&gt;</w:t>
+              <w:t>+ create(</w:t>
+            </w:r>
+            <w:proofErr w:type="spellStart"/>
+            <w:r>
+              <w:t>notifica:Notifica</w:t>
+            </w:r>
+            <w:proofErr w:type="spellEnd"/>
+            <w:r>
+              <w:t>):</w:t>
+            </w:r>
+            <w:proofErr w:type="spellStart"/>
+            <w:r>
+              <w:t>void</w:t>
+            </w:r>
+            <w:proofErr w:type="spellEnd"/>
+          </w:p>
+          <w:p>
+            <w:r>
+              <w:t xml:space="preserve">+ </w:t>
+            </w:r>
+            <w:proofErr w:type="spellStart"/>
+            <w:r>
+              <w:t>findByUtente</w:t>
+            </w:r>
+            <w:proofErr w:type="spellEnd"/>
+            <w:r>
+              <w:t>(</w:t>
+            </w:r>
+            <w:proofErr w:type="spellStart"/>
+            <w:r>
+              <w:t>utente:Utente</w:t>
+            </w:r>
+            <w:proofErr w:type="spellEnd"/>
+            <w:r>
+              <w:t xml:space="preserve">): </w:t>
+            </w:r>
+            <w:r>
+              <w:t xml:space="preserve"> List&lt;Notifica&gt;</w:t>
             </w:r>
           </w:p>
         </w:tc>
@@ -3315,6 +4703,7 @@
           </w:p>
         </w:tc>
       </w:tr>
+      <w:bookmarkEnd w:id="10"/>
     </w:tbl>
     <w:p>
       <w:pPr>
@@ -3343,6 +4732,7 @@
             <w:pPr>
               <w:spacing w:after="160" w:line="259" w:lineRule="auto"/>
             </w:pPr>
+            <w:bookmarkStart w:id="11" w:name="_Hlk216721700"/>
             <w:r>
               <w:lastRenderedPageBreak/>
               <w:t>Firma metodo</w:t>
@@ -3355,8 +4745,21 @@
           </w:tcPr>
           <w:p>
             <w:r>
-              <w:t>+ create(notifica:Notifica):void</w:t>
-            </w:r>
+              <w:t>+ create(</w:t>
+            </w:r>
+            <w:proofErr w:type="spellStart"/>
+            <w:r>
+              <w:t>notifica:Notifica</w:t>
+            </w:r>
+            <w:proofErr w:type="spellEnd"/>
+            <w:r>
+              <w:t>):</w:t>
+            </w:r>
+            <w:proofErr w:type="spellStart"/>
+            <w:r>
+              <w:t>void</w:t>
+            </w:r>
+            <w:proofErr w:type="spellEnd"/>
           </w:p>
           <w:p/>
         </w:tc>
@@ -3405,17 +4808,26 @@
             <w:tcW w:w="7654" w:type="dxa"/>
           </w:tcPr>
           <w:p>
-            <w:r>
-              <w:t>C</w:t>
-            </w:r>
-            <w:r>
-              <w:t>ontext</w:t>
-            </w:r>
+            <w:proofErr w:type="spellStart"/>
+            <w:r>
+              <w:t>Context</w:t>
+            </w:r>
+            <w:proofErr w:type="spellEnd"/>
             <w:r>
               <w:t xml:space="preserve"> </w:t>
             </w:r>
-            <w:r>
-              <w:t>NotificaDAO::create(n</w:t>
+            <w:proofErr w:type="spellStart"/>
+            <w:proofErr w:type="gramStart"/>
+            <w:r>
+              <w:t>NotificaDAO</w:t>
+            </w:r>
+            <w:proofErr w:type="spellEnd"/>
+            <w:r>
+              <w:t>::</w:t>
+            </w:r>
+            <w:proofErr w:type="gramEnd"/>
+            <w:r>
+              <w:t>create(n</w:t>
             </w:r>
             <w:r>
               <w:t>otifica</w:t>
@@ -3429,8 +4841,13 @@
           </w:p>
           <w:p>
             <w:r>
-              <w:t>notifica &lt;&gt; null</w:t>
-            </w:r>
+              <w:t xml:space="preserve">notifica &lt;&gt; </w:t>
+            </w:r>
+            <w:proofErr w:type="spellStart"/>
+            <w:r>
+              <w:t>null</w:t>
+            </w:r>
+            <w:proofErr w:type="spellEnd"/>
           </w:p>
         </w:tc>
       </w:tr>
@@ -3453,13 +4870,44 @@
             <w:tcW w:w="7654" w:type="dxa"/>
           </w:tcPr>
           <w:p>
-            <w:r>
-              <w:t>Context NotificaDAO::create(notifica: Notifica)</w:t>
-            </w:r>
-          </w:p>
-          <w:p>
-            <w:r>
-              <w:t>Notifica.allInstances()-&gt;includes(n</w:t>
+            <w:proofErr w:type="spellStart"/>
+            <w:r>
+              <w:t>Context</w:t>
+            </w:r>
+            <w:proofErr w:type="spellEnd"/>
+            <w:r>
+              <w:t xml:space="preserve"> </w:t>
+            </w:r>
+            <w:proofErr w:type="spellStart"/>
+            <w:proofErr w:type="gramStart"/>
+            <w:r>
+              <w:t>NotificaDAO</w:t>
+            </w:r>
+            <w:proofErr w:type="spellEnd"/>
+            <w:r>
+              <w:t>::</w:t>
+            </w:r>
+            <w:proofErr w:type="gramEnd"/>
+            <w:r>
+              <w:t>create(notifica: Notifica)</w:t>
+            </w:r>
+          </w:p>
+          <w:p>
+            <w:proofErr w:type="spellStart"/>
+            <w:r>
+              <w:t>Notifica.allInstances</w:t>
+            </w:r>
+            <w:proofErr w:type="spellEnd"/>
+            <w:r>
+              <w:t>()-&gt;</w:t>
+            </w:r>
+            <w:proofErr w:type="spellStart"/>
+            <w:r>
+              <w:t>includes</w:t>
+            </w:r>
+            <w:proofErr w:type="spellEnd"/>
+            <w:r>
+              <w:t>(n</w:t>
             </w:r>
             <w:r>
               <w:t>otifica</w:t>
@@ -3470,6 +4918,7 @@
           </w:p>
         </w:tc>
       </w:tr>
+      <w:bookmarkEnd w:id="11"/>
     </w:tbl>
     <w:p/>
     <w:tbl>
@@ -3503,7 +4952,23 @@
           </w:tcPr>
           <w:p>
             <w:r>
-              <w:t>+ findByUtente(utente:Utente):  List&lt;Notifica&gt;</w:t>
+              <w:t xml:space="preserve">+ </w:t>
+            </w:r>
+            <w:proofErr w:type="spellStart"/>
+            <w:r>
+              <w:t>findByUtente</w:t>
+            </w:r>
+            <w:proofErr w:type="spellEnd"/>
+            <w:r>
+              <w:t>(</w:t>
+            </w:r>
+            <w:proofErr w:type="spellStart"/>
+            <w:r>
+              <w:t>utente:Utente</w:t>
+            </w:r>
+            <w:proofErr w:type="spellEnd"/>
+            <w:r>
+              <w:t>):  List&lt;Notifica&gt;</w:t>
             </w:r>
           </w:p>
         </w:tc>
@@ -3552,87 +5017,165 @@
             <w:tcW w:w="7654" w:type="dxa"/>
           </w:tcPr>
           <w:p>
+            <w:proofErr w:type="spellStart"/>
             <w:r>
               <w:t>C</w:t>
             </w:r>
             <w:r>
-              <w:t>ontext NotificaDAO::findBy</w:t>
-            </w:r>
-            <w:r>
-              <w:t>Utente</w:t>
-            </w:r>
-            <w:r>
-              <w:t>(u</w:t>
+              <w:t>ontext</w:t>
+            </w:r>
+            <w:proofErr w:type="spellEnd"/>
+            <w:r>
+              <w:t xml:space="preserve"> </w:t>
+            </w:r>
+            <w:proofErr w:type="spellStart"/>
+            <w:proofErr w:type="gramStart"/>
+            <w:r>
+              <w:t>NotificaDAO</w:t>
+            </w:r>
+            <w:proofErr w:type="spellEnd"/>
+            <w:r>
+              <w:t>::</w:t>
+            </w:r>
+            <w:proofErr w:type="spellStart"/>
+            <w:proofErr w:type="gramEnd"/>
+            <w:r>
+              <w:t>findByUtente</w:t>
+            </w:r>
+            <w:proofErr w:type="spellEnd"/>
+            <w:r>
+              <w:t xml:space="preserve">(utente: Utente) </w:t>
+            </w:r>
+          </w:p>
+          <w:p>
+            <w:r>
+              <w:t>u</w:t>
             </w:r>
             <w:r>
               <w:t>tente</w:t>
             </w:r>
             <w:r>
-              <w:t>: Utente)</w:t>
-            </w:r>
+              <w:t xml:space="preserve"> &lt;&gt; </w:t>
+            </w:r>
+            <w:proofErr w:type="spellStart"/>
+            <w:r>
+              <w:t>null</w:t>
+            </w:r>
+            <w:proofErr w:type="spellEnd"/>
+          </w:p>
+        </w:tc>
+      </w:tr>
+      <w:tr>
+        <w:tc>
+          <w:tcPr>
+            <w:tcW w:w="2122" w:type="dxa"/>
+          </w:tcPr>
+          <w:p>
+            <w:pPr>
+              <w:spacing w:after="160" w:line="259" w:lineRule="auto"/>
+            </w:pPr>
+            <w:r>
+              <w:t>Post-condizione</w:t>
+            </w:r>
+          </w:p>
+        </w:tc>
+        <w:tc>
+          <w:tcPr>
+            <w:tcW w:w="7654" w:type="dxa"/>
+          </w:tcPr>
+          <w:p>
+            <w:proofErr w:type="spellStart"/>
+            <w:r>
+              <w:t>Context</w:t>
+            </w:r>
+            <w:proofErr w:type="spellEnd"/>
             <w:r>
               <w:t xml:space="preserve"> </w:t>
             </w:r>
-          </w:p>
-          <w:p>
-            <w:r>
+            <w:proofErr w:type="spellStart"/>
+            <w:proofErr w:type="gramStart"/>
+            <w:r>
+              <w:t>NotificaDAO</w:t>
+            </w:r>
+            <w:proofErr w:type="spellEnd"/>
+            <w:r>
+              <w:t>::</w:t>
+            </w:r>
+            <w:proofErr w:type="spellStart"/>
+            <w:proofErr w:type="gramEnd"/>
+            <w:r>
+              <w:t>findByUtente</w:t>
+            </w:r>
+            <w:proofErr w:type="spellEnd"/>
+            <w:r>
+              <w:t xml:space="preserve">(utente: Utente) </w:t>
+            </w:r>
+          </w:p>
+          <w:p>
+            <w:pPr>
+              <w:rPr>
+                <w:lang w:val="en-GB"/>
+              </w:rPr>
+            </w:pPr>
+            <w:r>
+              <w:rPr>
+                <w:lang w:val="en-GB"/>
+              </w:rPr>
+              <w:t xml:space="preserve">result = </w:t>
+            </w:r>
+            <w:proofErr w:type="spellStart"/>
+            <w:r>
+              <w:rPr>
+                <w:lang w:val="en-GB"/>
+              </w:rPr>
+              <w:t>Notifica.allInstances</w:t>
+            </w:r>
+            <w:proofErr w:type="spellEnd"/>
+            <w:r>
+              <w:rPr>
+                <w:lang w:val="en-GB"/>
+              </w:rPr>
+              <w:t xml:space="preserve">()-&gt;select(n | </w:t>
+            </w:r>
+            <w:proofErr w:type="spellStart"/>
+            <w:r>
+              <w:rPr>
+                <w:lang w:val="en-GB"/>
+              </w:rPr>
+              <w:t>n.receiver</w:t>
+            </w:r>
+            <w:proofErr w:type="spellEnd"/>
+            <w:r>
+              <w:rPr>
+                <w:lang w:val="en-GB"/>
+              </w:rPr>
+              <w:t xml:space="preserve"> = </w:t>
+            </w:r>
+            <w:proofErr w:type="spellStart"/>
+            <w:r>
+              <w:rPr>
+                <w:lang w:val="en-GB"/>
+              </w:rPr>
               <w:t>u</w:t>
             </w:r>
             <w:r>
+              <w:rPr>
+                <w:lang w:val="en-GB"/>
+              </w:rPr>
               <w:t>tente</w:t>
             </w:r>
             <w:r>
-              <w:t xml:space="preserve"> &lt;&gt; null</w:t>
-            </w:r>
-          </w:p>
-        </w:tc>
-      </w:tr>
-      <w:tr>
-        <w:tc>
-          <w:tcPr>
-            <w:tcW w:w="2122" w:type="dxa"/>
-          </w:tcPr>
-          <w:p>
-            <w:pPr>
-              <w:spacing w:after="160" w:line="259" w:lineRule="auto"/>
-            </w:pPr>
-            <w:r>
-              <w:t>Post-condizione</w:t>
-            </w:r>
-          </w:p>
-        </w:tc>
-        <w:tc>
-          <w:tcPr>
-            <w:tcW w:w="7654" w:type="dxa"/>
-          </w:tcPr>
-          <w:p>
-            <w:r>
-              <w:t xml:space="preserve">Context NotificaDAO::findByUtente(utente: Utente) </w:t>
-            </w:r>
-          </w:p>
-          <w:p>
-            <w:pPr>
-              <w:rPr>
-                <w:lang w:val="en-GB"/>
-              </w:rPr>
-            </w:pPr>
-            <w:r>
-              <w:rPr>
-                <w:lang w:val="en-GB"/>
-              </w:rPr>
-              <w:t>result = Notifica.allInstances()-&gt;select(n | n.receiver = u</w:t>
-            </w:r>
-            <w:r>
-              <w:rPr>
-                <w:lang w:val="en-GB"/>
-              </w:rPr>
-              <w:t>tente</w:t>
-            </w:r>
-            <w:r>
-              <w:rPr>
-                <w:lang w:val="en-GB"/>
-              </w:rPr>
-              <w:t>.email)</w:t>
+              <w:rPr>
+                <w:lang w:val="en-GB"/>
+              </w:rPr>
+              <w:t>.email</w:t>
+            </w:r>
+            <w:proofErr w:type="spellEnd"/>
+            <w:r>
+              <w:rPr>
+                <w:lang w:val="en-GB"/>
+              </w:rPr>
+              <w:t>)</w:t>
             </w:r>
           </w:p>
         </w:tc>
@@ -4263,6 +5806,7 @@
   <w:style w:type="character" w:default="1" w:styleId="Carpredefinitoparagrafo">
     <w:name w:val="Default Paragraph Font"/>
     <w:uiPriority w:val="1"/>
+    <w:semiHidden/>
     <w:unhideWhenUsed/>
   </w:style>
   <w:style w:type="table" w:default="1" w:styleId="Tabellanormale">
